--- a/public/uploads/swakelola/sppg/B. 3. Rencana Kegiatan dan Jadwal Pelaksanaan Administrasi SPPG.docx
+++ b/public/uploads/swakelola/sppg/B. 3. Rencana Kegiatan dan Jadwal Pelaksanaan Administrasi SPPG.docx
@@ -4,42 +4,47 @@
   <w:body>
     <w:p>
       <w:pPr>
-        <w:spacing w:before="0" w:after="40"/>
+        <w:spacing w:before="0" w:after="200" w:line="240" w:lineRule="auto"/>
         <w:jc w:val="center"/>
       </w:pPr>
       <w:r>
-        <w:rPr>
-          <w:rFonts w:ascii="Arial" w:hAnsi="Arial"/>
-          <w:b/>
-          <w:sz w:val="22"/>
-        </w:rPr>
-        <w:t>KEMENTERIAN PEKERJAAN UMUM</w:t>
-        <w:br/>
-        <w:t>DIREKTORAT JENDERAL PRASARANA STRATEGIS</w:t>
-        <w:br/>
-        <w:t>SATUAN KERJA PELAKSANAAN PRASARANA STRATEGIS RIAU</w:t>
-        <w:br/>
+        <w:drawing>
+          <wp:inline xmlns:a="http://schemas.openxmlformats.org/drawingml/2006/main" xmlns:pic="http://schemas.openxmlformats.org/drawingml/2006/picture">
+            <wp:extent cx="5940000" cy="876504"/>
+            <wp:docPr id="1" name="Picture 1"/>
+            <wp:cNvGraphicFramePr>
+              <a:graphicFrameLocks noChangeAspect="1"/>
+            </wp:cNvGraphicFramePr>
+            <a:graphic>
+              <a:graphicData uri="http://schemas.openxmlformats.org/drawingml/2006/picture">
+                <pic:pic>
+                  <pic:nvPicPr>
+                    <pic:cNvPr id="0" name="1775466518_6770018a33b3f91eebd0.png"/>
+                    <pic:cNvPicPr/>
+                  </pic:nvPicPr>
+                  <pic:blipFill>
+                    <a:blip r:embed="rId9"/>
+                    <a:stretch>
+                      <a:fillRect/>
+                    </a:stretch>
+                  </pic:blipFill>
+                  <pic:spPr>
+                    <a:xfrm>
+                      <a:off x="0" y="0"/>
+                      <a:ext cx="5940000" cy="876504"/>
+                    </a:xfrm>
+                    <a:prstGeom prst="rect"/>
+                  </pic:spPr>
+                </pic:pic>
+              </a:graphicData>
+            </a:graphic>
+          </wp:inline>
+        </w:drawing>
       </w:r>
     </w:p>
     <w:p>
       <w:pPr>
-        <w:spacing w:before="0" w:after="160"/>
-        <w:jc w:val="center"/>
-      </w:pPr>
-      <w:r>
-        <w:rPr>
-          <w:rFonts w:ascii="Arial" w:hAnsi="Arial"/>
-          <w:color w:val="787878"/>
-          <w:sz w:val="17"/>
-        </w:rPr>
-        <w:t>Jalan Bakti, Ruko Komplek Mutiara Asri Garden, Sidomulyo Timur, Marpoyan Damai, Pekanbaru</w:t>
-        <w:br/>
-        <w:t>—————————————————————————————————————————————————————————————————</w:t>
-      </w:r>
-    </w:p>
-    <w:p>
-      <w:pPr>
-        <w:spacing w:before="160" w:after="200"/>
+        <w:spacing w:before="40" w:after="40" w:line="276" w:lineRule="auto"/>
         <w:jc w:val="center"/>
       </w:pPr>
       <w:r>
@@ -49,176 +54,240 @@
           <w:sz w:val="23"/>
         </w:rPr>
         <w:t>RENCANA KEGIATAN DAN JADWAL PELAKSANAAN KEGIATAN</w:t>
-        <w:br/>
       </w:r>
+    </w:p>
+    <w:p>
+      <w:pPr>
+        <w:spacing w:before="0" w:after="40" w:line="276" w:lineRule="auto"/>
+        <w:jc w:val="center"/>
+      </w:pPr>
       <w:r>
         <w:rPr>
           <w:rFonts w:ascii="Arial" w:hAnsi="Arial"/>
           <w:b/>
-          <w:sz w:val="23"/>
+          <w:sz w:val="22"/>
         </w:rPr>
         <w:t>ADMINISTRASI KEGIATAN PEMBANGUNAN GEDUNG SPPG PROVINSI RIAU</w:t>
-        <w:br/>
       </w:r>
+    </w:p>
+    <w:p>
+      <w:pPr>
+        <w:spacing w:before="0" w:after="200" w:line="276" w:lineRule="auto"/>
+        <w:jc w:val="center"/>
+      </w:pPr>
       <w:r>
         <w:rPr>
           <w:rFonts w:ascii="Arial" w:hAnsi="Arial"/>
           <w:b/>
-          <w:sz w:val="23"/>
+          <w:sz w:val="22"/>
         </w:rPr>
-        <w:t>SATUAN KERJA PELAKSANAAN PRASARANA STRATEGIS RIAU</w:t>
-        <w:br/>
+        <w:t>SATUAN KERJA PELAKSANAAN PRASARANA STRATEGIS RIAU TA 2025</w:t>
       </w:r>
+    </w:p>
+    <w:p>
+      <w:pPr>
+        <w:keepNext/>
+        <w:spacing w:before="160" w:after="80"/>
+        <w:jc w:val="left"/>
+      </w:pPr>
       <w:r>
         <w:rPr>
           <w:rFonts w:ascii="Arial" w:hAnsi="Arial"/>
           <w:b/>
-          <w:sz w:val="23"/>
+          <w:sz w:val="21"/>
         </w:rPr>
-        <w:t>TAHUN ANGGARAN 2025</w:t>
+        <w:t>I. LATAR BELAKANG DAN MAKSUD</w:t>
       </w:r>
     </w:p>
     <w:p>
+      <w:pPr>
+        <w:spacing w:before="0" w:after="120" w:line="300" w:lineRule="auto"/>
+        <w:jc w:val="both"/>
+      </w:pPr>
       <w:r>
         <w:rPr>
           <w:rFonts w:ascii="Arial" w:hAnsi="Arial"/>
           <w:b w:val="0"/>
-          <w:sz w:val="20"/>
+          <w:sz w:val="21"/>
         </w:rPr>
-        <w:t>I. LATAR BELAKANG &amp; TUJUAN</w:t>
-        <w:br/>
-        <w:t>Rencana kegiatan dan jadwal pelaksanaan ini disusun sebagai pedoman operasional Tim Pelaksana Swakelola Tipe I dalam menjalankan administrasi, pengadaan bahan habis pakai (ATK dan perlengkapan komputer), serta pelaksanaan koordinasi dan monitoring perjalanan dinas ke titik-titik pembangunan Satuan Pelayanan Pemenuhan Gizi (SPPG) di wilayah Provinsi Riau.</w:t>
-        <w:br/>
-        <w:br/>
-        <w:t>II. MATRIKS JADWAL PELAKSANAAN KEGIATAN (SEPTEMBER - DESEMBER 2025)</w:t>
+        <w:t>Rencana kegiatan dan jadwal pelaksanaan ini disusun oleh Tim Persiapan bersama Tim Pelaksana sebagai pedoman operasional penyelenggaraan Swakelola Tipe I Administrasi Kegiatan Pembangunan Gedung SPPG Provinsi Riau selama periode September s/d Desember 2025 agar seluruh tahapan kegiatan terlaksana tepat waktu, tepat mutu, dan akuntabel.</w:t>
+      </w:r>
+    </w:p>
+    <w:p>
+      <w:pPr>
+        <w:keepNext/>
+        <w:spacing w:before="160" w:after="80"/>
+        <w:jc w:val="left"/>
+      </w:pPr>
+      <w:r>
+        <w:rPr>
+          <w:rFonts w:ascii="Arial" w:hAnsi="Arial"/>
+          <w:b/>
+          <w:sz w:val="21"/>
+        </w:rPr>
+        <w:t>II. TAHAPAN KEGIATAN OPERASIONAL</w:t>
       </w:r>
     </w:p>
     <w:tbl>
       <w:tblPr>
         <w:tblW w:type="auto" w:w="0"/>
         <w:jc w:val="center"/>
+        <w:tblLayout w:type="fixed"/>
         <w:tblLook w:firstColumn="1" w:firstRow="1" w:lastColumn="0" w:lastRow="0" w:noHBand="0" w:noVBand="1" w:val="04A0"/>
+        <w:tblBorders>
+          <w:top w:val="single" w:sz="4" w:space="0" w:color="444444"/>
+          <w:left w:val="single" w:sz="4" w:space="0" w:color="444444"/>
+          <w:bottom w:val="single" w:sz="4" w:space="0" w:color="444444"/>
+          <w:right w:val="single" w:sz="4" w:space="0" w:color="444444"/>
+          <w:insideH w:val="single" w:sz="4" w:space="0" w:color="444444"/>
+          <w:insideV w:val="single" w:sz="4" w:space="0" w:color="444444"/>
+        </w:tblBorders>
       </w:tblPr>
       <w:tblGrid>
-        <w:gridCol w:w="1440"/>
-        <w:gridCol w:w="1440"/>
-        <w:gridCol w:w="1440"/>
-        <w:gridCol w:w="1440"/>
-        <w:gridCol w:w="1440"/>
-        <w:gridCol w:w="1440"/>
+        <w:gridCol w:w="2338"/>
+        <w:gridCol w:w="2338"/>
+        <w:gridCol w:w="2338"/>
+        <w:gridCol w:w="2338"/>
       </w:tblGrid>
       <w:tr>
+        <w:trPr>
+          <w:tblHeader/>
+          <w:cantSplit/>
+        </w:trPr>
         <w:tc>
           <w:tcPr>
-            <w:tcW w:type="dxa" w:w="1440"/>
-            <w:shd w:val="clear" w:color="auto" w:fill="E0E0E0"/>
-          </w:tcPr>
-          <w:p>
-            <w:r>
-              <w:rPr>
-                <w:rFonts w:ascii="Arial" w:hAnsi="Arial"/>
-                <w:b/>
-                <w:sz w:val="18"/>
-              </w:rPr>
-              <w:t>NO</w:t>
-            </w:r>
-          </w:p>
-        </w:tc>
-        <w:tc>
-          <w:tcPr>
-            <w:tcW w:type="dxa" w:w="1440"/>
-            <w:shd w:val="clear" w:color="auto" w:fill="E0E0E0"/>
-          </w:tcPr>
-          <w:p>
-            <w:r>
-              <w:rPr>
-                <w:rFonts w:ascii="Arial" w:hAnsi="Arial"/>
-                <w:b/>
-                <w:sz w:val="18"/>
-              </w:rPr>
-              <w:t>URAIAN TAHAPAN KEGIATAN</w:t>
-            </w:r>
-          </w:p>
-        </w:tc>
-        <w:tc>
-          <w:tcPr>
-            <w:tcW w:type="dxa" w:w="1440"/>
-            <w:shd w:val="clear" w:color="auto" w:fill="E0E0E0"/>
-          </w:tcPr>
-          <w:p>
-            <w:r>
-              <w:rPr>
-                <w:rFonts w:ascii="Arial" w:hAnsi="Arial"/>
-                <w:b/>
-                <w:sz w:val="18"/>
-              </w:rPr>
-              <w:t>SEP</w:t>
-            </w:r>
-          </w:p>
-        </w:tc>
-        <w:tc>
-          <w:tcPr>
-            <w:tcW w:type="dxa" w:w="1440"/>
-            <w:shd w:val="clear" w:color="auto" w:fill="E0E0E0"/>
-          </w:tcPr>
-          <w:p>
-            <w:r>
-              <w:rPr>
-                <w:rFonts w:ascii="Arial" w:hAnsi="Arial"/>
-                <w:b/>
-                <w:sz w:val="18"/>
-              </w:rPr>
-              <w:t>OKT</w:t>
-            </w:r>
-          </w:p>
-        </w:tc>
-        <w:tc>
-          <w:tcPr>
-            <w:tcW w:type="dxa" w:w="1440"/>
-            <w:shd w:val="clear" w:color="auto" w:fill="E0E0E0"/>
-          </w:tcPr>
-          <w:p>
-            <w:r>
-              <w:rPr>
-                <w:rFonts w:ascii="Arial" w:hAnsi="Arial"/>
-                <w:b/>
-                <w:sz w:val="18"/>
-              </w:rPr>
-              <w:t>NOV</w:t>
-            </w:r>
-          </w:p>
-        </w:tc>
-        <w:tc>
-          <w:tcPr>
-            <w:tcW w:type="dxa" w:w="1440"/>
-            <w:shd w:val="clear" w:color="auto" w:fill="E0E0E0"/>
-          </w:tcPr>
-          <w:p>
-            <w:r>
-              <w:rPr>
-                <w:rFonts w:ascii="Arial" w:hAnsi="Arial"/>
-                <w:b/>
-                <w:sz w:val="18"/>
-              </w:rPr>
-              <w:t>DES</w:t>
-            </w:r>
-          </w:p>
-        </w:tc>
-      </w:tr>
-      <w:tr>
-        <w:tc>
-          <w:tcPr>
-            <w:tcW w:type="dxa" w:w="1440"/>
+            <w:tcW w:type="dxa" w:w="510"/>
+            <w:vAlign w:val="center"/>
+            <w:shd w:fill="D9E2F3"/>
+            <w:tcMar>
+              <w:top w:w="90" w:type="dxa"/>
+              <w:bottom w:w="90" w:type="dxa"/>
+              <w:left w:w="110" w:type="dxa"/>
+              <w:right w:w="110" w:type="dxa"/>
+            </w:tcMar>
           </w:tcPr>
           <w:p>
             <w:pPr>
+              <w:spacing w:before="0" w:after="0" w:line="276" w:lineRule="auto"/>
               <w:jc w:val="center"/>
             </w:pPr>
             <w:r>
               <w:rPr>
                 <w:rFonts w:ascii="Arial" w:hAnsi="Arial"/>
                 <w:b/>
-                <w:sz w:val="17"/>
+                <w:sz w:val="19"/>
+              </w:rPr>
+              <w:t>No.</w:t>
+            </w:r>
+          </w:p>
+        </w:tc>
+        <w:tc>
+          <w:tcPr>
+            <w:tcW w:type="dxa" w:w="2041"/>
+            <w:vAlign w:val="center"/>
+            <w:shd w:fill="D9E2F3"/>
+            <w:tcMar>
+              <w:top w:w="90" w:type="dxa"/>
+              <w:bottom w:w="90" w:type="dxa"/>
+              <w:left w:w="110" w:type="dxa"/>
+              <w:right w:w="110" w:type="dxa"/>
+            </w:tcMar>
+          </w:tcPr>
+          <w:p>
+            <w:pPr>
+              <w:spacing w:before="0" w:after="0" w:line="276" w:lineRule="auto"/>
+              <w:jc w:val="center"/>
+            </w:pPr>
+            <w:r>
+              <w:rPr>
+                <w:rFonts w:ascii="Arial" w:hAnsi="Arial"/>
+                <w:b/>
+                <w:sz w:val="19"/>
+              </w:rPr>
+              <w:t>Tahapan Kegiatan</w:t>
+            </w:r>
+          </w:p>
+        </w:tc>
+        <w:tc>
+          <w:tcPr>
+            <w:tcW w:type="dxa" w:w="4252"/>
+            <w:vAlign w:val="center"/>
+            <w:shd w:fill="D9E2F3"/>
+            <w:tcMar>
+              <w:top w:w="90" w:type="dxa"/>
+              <w:bottom w:w="90" w:type="dxa"/>
+              <w:left w:w="110" w:type="dxa"/>
+              <w:right w:w="110" w:type="dxa"/>
+            </w:tcMar>
+          </w:tcPr>
+          <w:p>
+            <w:pPr>
+              <w:spacing w:before="0" w:after="0" w:line="276" w:lineRule="auto"/>
+              <w:jc w:val="center"/>
+            </w:pPr>
+            <w:r>
+              <w:rPr>
+                <w:rFonts w:ascii="Arial" w:hAnsi="Arial"/>
+                <w:b/>
+                <w:sz w:val="19"/>
+              </w:rPr>
+              <w:t>Uraian Aktivitas Operasional</w:t>
+            </w:r>
+          </w:p>
+        </w:tc>
+        <w:tc>
+          <w:tcPr>
+            <w:tcW w:type="dxa" w:w="2551"/>
+            <w:vAlign w:val="center"/>
+            <w:shd w:fill="D9E2F3"/>
+            <w:tcMar>
+              <w:top w:w="90" w:type="dxa"/>
+              <w:bottom w:w="90" w:type="dxa"/>
+              <w:left w:w="110" w:type="dxa"/>
+              <w:right w:w="110" w:type="dxa"/>
+            </w:tcMar>
+          </w:tcPr>
+          <w:p>
+            <w:pPr>
+              <w:spacing w:before="0" w:after="0" w:line="276" w:lineRule="auto"/>
+              <w:jc w:val="center"/>
+            </w:pPr>
+            <w:r>
+              <w:rPr>
+                <w:rFonts w:ascii="Arial" w:hAnsi="Arial"/>
+                <w:b/>
+                <w:sz w:val="19"/>
+              </w:rPr>
+              <w:t>Keluaran (Output)</w:t>
+            </w:r>
+          </w:p>
+        </w:tc>
+      </w:tr>
+      <w:tr>
+        <w:trPr>
+          <w:cantSplit/>
+        </w:trPr>
+        <w:tc>
+          <w:tcPr>
+            <w:tcW w:type="dxa" w:w="510"/>
+            <w:vAlign w:val="center"/>
+            <w:tcMar>
+              <w:top w:w="75" w:type="dxa"/>
+              <w:bottom w:w="75" w:type="dxa"/>
+              <w:left w:w="110" w:type="dxa"/>
+              <w:right w:w="110" w:type="dxa"/>
+            </w:tcMar>
+          </w:tcPr>
+          <w:p>
+            <w:pPr>
+              <w:spacing w:before="0" w:after="0" w:line="276" w:lineRule="auto"/>
+              <w:jc w:val="center"/>
+            </w:pPr>
+            <w:r>
+              <w:rPr>
+                <w:rFonts w:ascii="Arial" w:hAnsi="Arial"/>
+                <w:b w:val="0"/>
+                <w:sz w:val="19"/>
               </w:rPr>
               <w:t>1</w:t>
             </w:r>
@@ -226,31 +295,818 @@
         </w:tc>
         <w:tc>
           <w:tcPr>
-            <w:tcW w:type="dxa" w:w="1440"/>
+            <w:tcW w:type="dxa" w:w="2041"/>
+            <w:vAlign w:val="center"/>
+            <w:tcMar>
+              <w:top w:w="75" w:type="dxa"/>
+              <w:bottom w:w="75" w:type="dxa"/>
+              <w:left w:w="110" w:type="dxa"/>
+              <w:right w:w="110" w:type="dxa"/>
+            </w:tcMar>
           </w:tcPr>
           <w:p>
+            <w:pPr>
+              <w:spacing w:before="0" w:after="0" w:line="276" w:lineRule="auto"/>
+              <w:jc w:val="left"/>
+            </w:pPr>
             <w:r>
               <w:rPr>
                 <w:rFonts w:ascii="Arial" w:hAnsi="Arial"/>
-                <w:sz w:val="17"/>
+                <w:b w:val="0"/>
+                <w:sz w:val="19"/>
               </w:rPr>
-              <w:t>Rapat Persiapan Swakelola &amp; Penyusunan Dokumen</w:t>
+              <w:t>Tahap Persiapan</w:t>
+              <w:br/>
+              <w:t>(September 2025)</w:t>
             </w:r>
           </w:p>
         </w:tc>
         <w:tc>
           <w:tcPr>
-            <w:tcW w:type="dxa" w:w="1440"/>
+            <w:tcW w:type="dxa" w:w="4252"/>
+            <w:vAlign w:val="center"/>
+            <w:tcMar>
+              <w:top w:w="75" w:type="dxa"/>
+              <w:bottom w:w="75" w:type="dxa"/>
+              <w:left w:w="110" w:type="dxa"/>
+              <w:right w:w="110" w:type="dxa"/>
+            </w:tcMar>
           </w:tcPr>
           <w:p>
             <w:pPr>
+              <w:spacing w:before="0" w:after="0" w:line="276" w:lineRule="auto"/>
+              <w:jc w:val="both"/>
+            </w:pPr>
+            <w:r>
+              <w:rPr>
+                <w:rFonts w:ascii="Arial" w:hAnsi="Arial"/>
+                <w:b w:val="0"/>
+                <w:sz w:val="19"/>
+              </w:rPr>
+              <w:t>Penetapan SK Tim Swakelola, penyusunan rencana kerja, telaah KAK dan RAB final, serta identifikasi kebutuhan bahan dan perjalanan dinas.</w:t>
+            </w:r>
+          </w:p>
+        </w:tc>
+        <w:tc>
+          <w:tcPr>
+            <w:tcW w:type="dxa" w:w="2551"/>
+            <w:vAlign w:val="center"/>
+            <w:tcMar>
+              <w:top w:w="75" w:type="dxa"/>
+              <w:bottom w:w="75" w:type="dxa"/>
+              <w:left w:w="110" w:type="dxa"/>
+              <w:right w:w="110" w:type="dxa"/>
+            </w:tcMar>
+          </w:tcPr>
+          <w:p>
+            <w:pPr>
+              <w:spacing w:before="0" w:after="0" w:line="276" w:lineRule="auto"/>
+              <w:jc w:val="left"/>
+            </w:pPr>
+            <w:r>
+              <w:rPr>
+                <w:rFonts w:ascii="Arial" w:hAnsi="Arial"/>
+                <w:b w:val="0"/>
+                <w:sz w:val="19"/>
+              </w:rPr>
+              <w:t>SK Tim, KAK &amp; RAB Final, BA Pembahasan Persiapan</w:t>
+            </w:r>
+          </w:p>
+        </w:tc>
+      </w:tr>
+      <w:tr>
+        <w:trPr>
+          <w:cantSplit/>
+        </w:trPr>
+        <w:tc>
+          <w:tcPr>
+            <w:tcW w:type="dxa" w:w="510"/>
+            <w:vAlign w:val="center"/>
+            <w:tcMar>
+              <w:top w:w="75" w:type="dxa"/>
+              <w:bottom w:w="75" w:type="dxa"/>
+              <w:left w:w="110" w:type="dxa"/>
+              <w:right w:w="110" w:type="dxa"/>
+            </w:tcMar>
+          </w:tcPr>
+          <w:p>
+            <w:pPr>
+              <w:spacing w:before="0" w:after="0" w:line="276" w:lineRule="auto"/>
+              <w:jc w:val="center"/>
+            </w:pPr>
+            <w:r>
+              <w:rPr>
+                <w:rFonts w:ascii="Arial" w:hAnsi="Arial"/>
+                <w:b w:val="0"/>
+                <w:sz w:val="19"/>
+              </w:rPr>
+              <w:t>2</w:t>
+            </w:r>
+          </w:p>
+        </w:tc>
+        <w:tc>
+          <w:tcPr>
+            <w:tcW w:type="dxa" w:w="2041"/>
+            <w:vAlign w:val="center"/>
+            <w:tcMar>
+              <w:top w:w="75" w:type="dxa"/>
+              <w:bottom w:w="75" w:type="dxa"/>
+              <w:left w:w="110" w:type="dxa"/>
+              <w:right w:w="110" w:type="dxa"/>
+            </w:tcMar>
+          </w:tcPr>
+          <w:p>
+            <w:pPr>
+              <w:spacing w:before="0" w:after="0" w:line="276" w:lineRule="auto"/>
+              <w:jc w:val="left"/>
+            </w:pPr>
+            <w:r>
+              <w:rPr>
+                <w:rFonts w:ascii="Arial" w:hAnsi="Arial"/>
+                <w:b w:val="0"/>
+                <w:sz w:val="19"/>
+              </w:rPr>
+              <w:t>Pengadaan Bahan Operasional</w:t>
+              <w:br/>
+              <w:t>(Oktober - November 2025)</w:t>
+            </w:r>
+          </w:p>
+        </w:tc>
+        <w:tc>
+          <w:tcPr>
+            <w:tcW w:type="dxa" w:w="4252"/>
+            <w:vAlign w:val="center"/>
+            <w:tcMar>
+              <w:top w:w="75" w:type="dxa"/>
+              <w:bottom w:w="75" w:type="dxa"/>
+              <w:left w:w="110" w:type="dxa"/>
+              <w:right w:w="110" w:type="dxa"/>
+            </w:tcMar>
+          </w:tcPr>
+          <w:p>
+            <w:pPr>
+              <w:spacing w:before="0" w:after="0" w:line="276" w:lineRule="auto"/>
+              <w:jc w:val="both"/>
+            </w:pPr>
+            <w:r>
+              <w:rPr>
+                <w:rFonts w:ascii="Arial" w:hAnsi="Arial"/>
+                <w:b w:val="0"/>
+                <w:sz w:val="19"/>
+              </w:rPr>
+              <w:t>Pengadaan bahan habis pakai berupa Alat Tulis Kantor (ATK) dan Computer Supplies (tinta, toner, kertas) untuk pemberkasan administrasi lelang dan laporan SPPG.</w:t>
+            </w:r>
+          </w:p>
+        </w:tc>
+        <w:tc>
+          <w:tcPr>
+            <w:tcW w:type="dxa" w:w="2551"/>
+            <w:vAlign w:val="center"/>
+            <w:tcMar>
+              <w:top w:w="75" w:type="dxa"/>
+              <w:bottom w:w="75" w:type="dxa"/>
+              <w:left w:w="110" w:type="dxa"/>
+              <w:right w:w="110" w:type="dxa"/>
+            </w:tcMar>
+          </w:tcPr>
+          <w:p>
+            <w:pPr>
+              <w:spacing w:before="0" w:after="0" w:line="276" w:lineRule="auto"/>
+              <w:jc w:val="left"/>
+            </w:pPr>
+            <w:r>
+              <w:rPr>
+                <w:rFonts w:ascii="Arial" w:hAnsi="Arial"/>
+                <w:b w:val="0"/>
+                <w:sz w:val="19"/>
+              </w:rPr>
+              <w:t>Nota Pembelian, Faktur, Kwitansi, BA Penerimaan Barang</w:t>
+            </w:r>
+          </w:p>
+        </w:tc>
+      </w:tr>
+      <w:tr>
+        <w:trPr>
+          <w:cantSplit/>
+        </w:trPr>
+        <w:tc>
+          <w:tcPr>
+            <w:tcW w:type="dxa" w:w="510"/>
+            <w:vAlign w:val="center"/>
+            <w:tcMar>
+              <w:top w:w="75" w:type="dxa"/>
+              <w:bottom w:w="75" w:type="dxa"/>
+              <w:left w:w="110" w:type="dxa"/>
+              <w:right w:w="110" w:type="dxa"/>
+            </w:tcMar>
+          </w:tcPr>
+          <w:p>
+            <w:pPr>
+              <w:spacing w:before="0" w:after="0" w:line="276" w:lineRule="auto"/>
+              <w:jc w:val="center"/>
+            </w:pPr>
+            <w:r>
+              <w:rPr>
+                <w:rFonts w:ascii="Arial" w:hAnsi="Arial"/>
+                <w:b w:val="0"/>
+                <w:sz w:val="19"/>
+              </w:rPr>
+              <w:t>3</w:t>
+            </w:r>
+          </w:p>
+        </w:tc>
+        <w:tc>
+          <w:tcPr>
+            <w:tcW w:type="dxa" w:w="2041"/>
+            <w:vAlign w:val="center"/>
+            <w:tcMar>
+              <w:top w:w="75" w:type="dxa"/>
+              <w:bottom w:w="75" w:type="dxa"/>
+              <w:left w:w="110" w:type="dxa"/>
+              <w:right w:w="110" w:type="dxa"/>
+            </w:tcMar>
+          </w:tcPr>
+          <w:p>
+            <w:pPr>
+              <w:spacing w:before="0" w:after="0" w:line="276" w:lineRule="auto"/>
+              <w:jc w:val="left"/>
+            </w:pPr>
+            <w:r>
+              <w:rPr>
+                <w:rFonts w:ascii="Arial" w:hAnsi="Arial"/>
+                <w:b w:val="0"/>
+                <w:sz w:val="19"/>
+              </w:rPr>
+              <w:t>Koordinasi, Survei &amp; Monev</w:t>
+              <w:br/>
+              <w:t>(September - Desember 2025)</w:t>
+            </w:r>
+          </w:p>
+        </w:tc>
+        <w:tc>
+          <w:tcPr>
+            <w:tcW w:type="dxa" w:w="4252"/>
+            <w:vAlign w:val="center"/>
+            <w:tcMar>
+              <w:top w:w="75" w:type="dxa"/>
+              <w:bottom w:w="75" w:type="dxa"/>
+              <w:left w:w="110" w:type="dxa"/>
+              <w:right w:w="110" w:type="dxa"/>
+            </w:tcMar>
+          </w:tcPr>
+          <w:p>
+            <w:pPr>
+              <w:spacing w:before="0" w:after="0" w:line="276" w:lineRule="auto"/>
+              <w:jc w:val="both"/>
+            </w:pPr>
+            <w:r>
+              <w:rPr>
+                <w:rFonts w:ascii="Arial" w:hAnsi="Arial"/>
+                <w:b w:val="0"/>
+                <w:sz w:val="19"/>
+              </w:rPr>
+              <w:t>Pelaksanaan perjalanan dinas koordinasi pusat (Jakarta), koordinasi regional (Medan), serta survei dan monitoring lapangan di Kabupaten Kampar, Kota Dumai, Kabupaten Siak, dan Kota Pekanbaru.</w:t>
+            </w:r>
+          </w:p>
+        </w:tc>
+        <w:tc>
+          <w:tcPr>
+            <w:tcW w:type="dxa" w:w="2551"/>
+            <w:vAlign w:val="center"/>
+            <w:tcMar>
+              <w:top w:w="75" w:type="dxa"/>
+              <w:bottom w:w="75" w:type="dxa"/>
+              <w:left w:w="110" w:type="dxa"/>
+              <w:right w:w="110" w:type="dxa"/>
+            </w:tcMar>
+          </w:tcPr>
+          <w:p>
+            <w:pPr>
+              <w:spacing w:before="0" w:after="0" w:line="276" w:lineRule="auto"/>
+              <w:jc w:val="both"/>
+            </w:pPr>
+            <w:r>
+              <w:rPr>
+                <w:rFonts w:ascii="Arial" w:hAnsi="Arial"/>
+                <w:b w:val="0"/>
+                <w:sz w:val="19"/>
+              </w:rPr>
+              <w:t>Surat Tugas, SPPD, Laporan Perjalanan Dinas, Dokumentasi</w:t>
+            </w:r>
+          </w:p>
+        </w:tc>
+      </w:tr>
+      <w:tr>
+        <w:trPr>
+          <w:cantSplit/>
+        </w:trPr>
+        <w:tc>
+          <w:tcPr>
+            <w:tcW w:type="dxa" w:w="510"/>
+            <w:vAlign w:val="center"/>
+            <w:tcMar>
+              <w:top w:w="75" w:type="dxa"/>
+              <w:bottom w:w="75" w:type="dxa"/>
+              <w:left w:w="110" w:type="dxa"/>
+              <w:right w:w="110" w:type="dxa"/>
+            </w:tcMar>
+          </w:tcPr>
+          <w:p>
+            <w:pPr>
+              <w:spacing w:before="0" w:after="0" w:line="276" w:lineRule="auto"/>
+              <w:jc w:val="center"/>
+            </w:pPr>
+            <w:r>
+              <w:rPr>
+                <w:rFonts w:ascii="Arial" w:hAnsi="Arial"/>
+                <w:b w:val="0"/>
+                <w:sz w:val="19"/>
+              </w:rPr>
+              <w:t>4</w:t>
+            </w:r>
+          </w:p>
+        </w:tc>
+        <w:tc>
+          <w:tcPr>
+            <w:tcW w:type="dxa" w:w="2041"/>
+            <w:vAlign w:val="center"/>
+            <w:tcMar>
+              <w:top w:w="75" w:type="dxa"/>
+              <w:bottom w:w="75" w:type="dxa"/>
+              <w:left w:w="110" w:type="dxa"/>
+              <w:right w:w="110" w:type="dxa"/>
+            </w:tcMar>
+          </w:tcPr>
+          <w:p>
+            <w:pPr>
+              <w:spacing w:before="0" w:after="0" w:line="276" w:lineRule="auto"/>
+              <w:jc w:val="left"/>
+            </w:pPr>
+            <w:r>
+              <w:rPr>
+                <w:rFonts w:ascii="Arial" w:hAnsi="Arial"/>
+                <w:b w:val="0"/>
+                <w:sz w:val="19"/>
+              </w:rPr>
+              <w:t>Pengawasan &amp; Rekonsiliasi</w:t>
+              <w:br/>
+              <w:t>(Oktober - Desember 2025)</w:t>
+            </w:r>
+          </w:p>
+        </w:tc>
+        <w:tc>
+          <w:tcPr>
+            <w:tcW w:type="dxa" w:w="4252"/>
+            <w:vAlign w:val="center"/>
+            <w:tcMar>
+              <w:top w:w="75" w:type="dxa"/>
+              <w:bottom w:w="75" w:type="dxa"/>
+              <w:left w:w="110" w:type="dxa"/>
+              <w:right w:w="110" w:type="dxa"/>
+            </w:tcMar>
+          </w:tcPr>
+          <w:p>
+            <w:pPr>
+              <w:spacing w:before="0" w:after="0" w:line="276" w:lineRule="auto"/>
+              <w:jc w:val="both"/>
+            </w:pPr>
+            <w:r>
+              <w:rPr>
+                <w:rFonts w:ascii="Arial" w:hAnsi="Arial"/>
+                <w:b w:val="0"/>
+                <w:sz w:val="19"/>
+              </w:rPr>
+              <w:t>Pemeriksaan berkala kemajuan fisik dan keuangan, pengujian bukti pengeluaran riil, serta rekonsiliasi realisasi anggaran dengan RAB.</w:t>
+            </w:r>
+          </w:p>
+        </w:tc>
+        <w:tc>
+          <w:tcPr>
+            <w:tcW w:type="dxa" w:w="2551"/>
+            <w:vAlign w:val="center"/>
+            <w:tcMar>
+              <w:top w:w="75" w:type="dxa"/>
+              <w:bottom w:w="75" w:type="dxa"/>
+              <w:left w:w="110" w:type="dxa"/>
+              <w:right w:w="110" w:type="dxa"/>
+            </w:tcMar>
+          </w:tcPr>
+          <w:p>
+            <w:pPr>
+              <w:spacing w:before="0" w:after="0" w:line="276" w:lineRule="auto"/>
+              <w:jc w:val="left"/>
+            </w:pPr>
+            <w:r>
+              <w:rPr>
+                <w:rFonts w:ascii="Arial" w:hAnsi="Arial"/>
+                <w:b w:val="0"/>
+                <w:sz w:val="19"/>
+              </w:rPr>
+              <w:t>Laporan Pengawasan, Lembar Pemeriksaan, BA Rekonsiliasi</w:t>
+            </w:r>
+          </w:p>
+        </w:tc>
+      </w:tr>
+      <w:tr>
+        <w:trPr>
+          <w:cantSplit/>
+        </w:trPr>
+        <w:tc>
+          <w:tcPr>
+            <w:tcW w:type="dxa" w:w="510"/>
+            <w:vAlign w:val="center"/>
+            <w:tcMar>
+              <w:top w:w="75" w:type="dxa"/>
+              <w:bottom w:w="75" w:type="dxa"/>
+              <w:left w:w="110" w:type="dxa"/>
+              <w:right w:w="110" w:type="dxa"/>
+            </w:tcMar>
+          </w:tcPr>
+          <w:p>
+            <w:pPr>
+              <w:spacing w:before="0" w:after="0" w:line="276" w:lineRule="auto"/>
+              <w:jc w:val="center"/>
+            </w:pPr>
+            <w:r>
+              <w:rPr>
+                <w:rFonts w:ascii="Arial" w:hAnsi="Arial"/>
+                <w:b w:val="0"/>
+                <w:sz w:val="19"/>
+              </w:rPr>
+              <w:t>5</w:t>
+            </w:r>
+          </w:p>
+        </w:tc>
+        <w:tc>
+          <w:tcPr>
+            <w:tcW w:type="dxa" w:w="2041"/>
+            <w:vAlign w:val="center"/>
+            <w:tcMar>
+              <w:top w:w="75" w:type="dxa"/>
+              <w:bottom w:w="75" w:type="dxa"/>
+              <w:left w:w="110" w:type="dxa"/>
+              <w:right w:w="110" w:type="dxa"/>
+            </w:tcMar>
+          </w:tcPr>
+          <w:p>
+            <w:pPr>
+              <w:spacing w:before="0" w:after="0" w:line="276" w:lineRule="auto"/>
+              <w:jc w:val="left"/>
+            </w:pPr>
+            <w:r>
+              <w:rPr>
+                <w:rFonts w:ascii="Arial" w:hAnsi="Arial"/>
+                <w:b w:val="0"/>
+                <w:sz w:val="19"/>
+              </w:rPr>
+              <w:t>Pelaporan Akhir &amp; BAST</w:t>
+              <w:br/>
+              <w:t>(Desember 2025)</w:t>
+            </w:r>
+          </w:p>
+        </w:tc>
+        <w:tc>
+          <w:tcPr>
+            <w:tcW w:type="dxa" w:w="4252"/>
+            <w:vAlign w:val="center"/>
+            <w:tcMar>
+              <w:top w:w="75" w:type="dxa"/>
+              <w:bottom w:w="75" w:type="dxa"/>
+              <w:left w:w="110" w:type="dxa"/>
+              <w:right w:w="110" w:type="dxa"/>
+            </w:tcMar>
+          </w:tcPr>
+          <w:p>
+            <w:pPr>
+              <w:spacing w:before="0" w:after="0" w:line="276" w:lineRule="auto"/>
+              <w:jc w:val="both"/>
+            </w:pPr>
+            <w:r>
+              <w:rPr>
+                <w:rFonts w:ascii="Arial" w:hAnsi="Arial"/>
+                <w:b w:val="0"/>
+                <w:sz w:val="19"/>
+              </w:rPr>
+              <w:t>Penyusunan Laporan Akhir Swakelola, pemeriksaan hasil pekerjaan (BAPHP), dan serah terima hasil pekerjaan (BAST) dari Tim Pelaksana kepada PPK.</w:t>
+            </w:r>
+          </w:p>
+        </w:tc>
+        <w:tc>
+          <w:tcPr>
+            <w:tcW w:type="dxa" w:w="2551"/>
+            <w:vAlign w:val="center"/>
+            <w:tcMar>
+              <w:top w:w="75" w:type="dxa"/>
+              <w:bottom w:w="75" w:type="dxa"/>
+              <w:left w:w="110" w:type="dxa"/>
+              <w:right w:w="110" w:type="dxa"/>
+            </w:tcMar>
+          </w:tcPr>
+          <w:p>
+            <w:pPr>
+              <w:spacing w:before="0" w:after="0" w:line="276" w:lineRule="auto"/>
+              <w:jc w:val="left"/>
+            </w:pPr>
+            <w:r>
+              <w:rPr>
+                <w:rFonts w:ascii="Arial" w:hAnsi="Arial"/>
+                <w:b w:val="0"/>
+                <w:sz w:val="19"/>
+              </w:rPr>
+              <w:t>Laporan Akhir, BAPHP, BAST Swakelola, Bukti Pajak</w:t>
+            </w:r>
+          </w:p>
+        </w:tc>
+      </w:tr>
+    </w:tbl>
+    <w:p>
+      <w:pPr>
+        <w:spacing w:before="0" w:after="120"/>
+      </w:pPr>
+    </w:p>
+    <w:p>
+      <w:pPr>
+        <w:keepNext/>
+        <w:spacing w:before="160" w:after="80"/>
+        <w:jc w:val="left"/>
+      </w:pPr>
+      <w:r>
+        <w:rPr>
+          <w:rFonts w:ascii="Arial" w:hAnsi="Arial"/>
+          <w:b/>
+          <w:sz w:val="21"/>
+        </w:rPr>
+        <w:t>III. MATRIKS JADWAL PELAKSANAAN (SEPTEMBER - DESEMBER 2025)</w:t>
+      </w:r>
+    </w:p>
+    <w:tbl>
+      <w:tblPr>
+        <w:tblW w:type="auto" w:w="0"/>
+        <w:jc w:val="center"/>
+        <w:tblLayout w:type="fixed"/>
+        <w:tblLook w:firstColumn="1" w:firstRow="1" w:lastColumn="0" w:lastRow="0" w:noHBand="0" w:noVBand="1" w:val="04A0"/>
+        <w:tblBorders>
+          <w:top w:val="single" w:sz="4" w:space="0" w:color="444444"/>
+          <w:left w:val="single" w:sz="4" w:space="0" w:color="444444"/>
+          <w:bottom w:val="single" w:sz="4" w:space="0" w:color="444444"/>
+          <w:right w:val="single" w:sz="4" w:space="0" w:color="444444"/>
+          <w:insideH w:val="single" w:sz="4" w:space="0" w:color="444444"/>
+          <w:insideV w:val="single" w:sz="4" w:space="0" w:color="444444"/>
+        </w:tblBorders>
+      </w:tblPr>
+      <w:tblGrid>
+        <w:gridCol w:w="1559"/>
+        <w:gridCol w:w="1559"/>
+        <w:gridCol w:w="1559"/>
+        <w:gridCol w:w="1559"/>
+        <w:gridCol w:w="1559"/>
+        <w:gridCol w:w="1559"/>
+      </w:tblGrid>
+      <w:tr>
+        <w:trPr>
+          <w:tblHeader/>
+          <w:cantSplit/>
+        </w:trPr>
+        <w:tc>
+          <w:tcPr>
+            <w:tcW w:type="dxa" w:w="567"/>
+            <w:vAlign w:val="center"/>
+            <w:shd w:fill="D9E2F3"/>
+            <w:tcMar>
+              <w:top w:w="90" w:type="dxa"/>
+              <w:bottom w:w="90" w:type="dxa"/>
+              <w:left w:w="110" w:type="dxa"/>
+              <w:right w:w="110" w:type="dxa"/>
+            </w:tcMar>
+          </w:tcPr>
+          <w:p>
+            <w:pPr>
+              <w:spacing w:before="0" w:after="0" w:line="276" w:lineRule="auto"/>
               <w:jc w:val="center"/>
             </w:pPr>
             <w:r>
               <w:rPr>
                 <w:rFonts w:ascii="Arial" w:hAnsi="Arial"/>
                 <w:b/>
-                <w:sz w:val="17"/>
+                <w:sz w:val="19"/>
+              </w:rPr>
+              <w:t>No.</w:t>
+            </w:r>
+          </w:p>
+        </w:tc>
+        <w:tc>
+          <w:tcPr>
+            <w:tcW w:type="dxa" w:w="4706"/>
+            <w:vAlign w:val="center"/>
+            <w:shd w:fill="D9E2F3"/>
+            <w:tcMar>
+              <w:top w:w="90" w:type="dxa"/>
+              <w:bottom w:w="90" w:type="dxa"/>
+              <w:left w:w="110" w:type="dxa"/>
+              <w:right w:w="110" w:type="dxa"/>
+            </w:tcMar>
+          </w:tcPr>
+          <w:p>
+            <w:pPr>
+              <w:spacing w:before="0" w:after="0" w:line="276" w:lineRule="auto"/>
+              <w:jc w:val="center"/>
+            </w:pPr>
+            <w:r>
+              <w:rPr>
+                <w:rFonts w:ascii="Arial" w:hAnsi="Arial"/>
+                <w:b/>
+                <w:sz w:val="19"/>
+              </w:rPr>
+              <w:t>Komponen Kegiatan Swakelola</w:t>
+            </w:r>
+          </w:p>
+        </w:tc>
+        <w:tc>
+          <w:tcPr>
+            <w:tcW w:type="dxa" w:w="1020"/>
+            <w:vAlign w:val="center"/>
+            <w:shd w:fill="D9E2F3"/>
+            <w:tcMar>
+              <w:top w:w="90" w:type="dxa"/>
+              <w:bottom w:w="90" w:type="dxa"/>
+              <w:left w:w="110" w:type="dxa"/>
+              <w:right w:w="110" w:type="dxa"/>
+            </w:tcMar>
+          </w:tcPr>
+          <w:p>
+            <w:pPr>
+              <w:spacing w:before="0" w:after="0" w:line="276" w:lineRule="auto"/>
+              <w:jc w:val="center"/>
+            </w:pPr>
+            <w:r>
+              <w:rPr>
+                <w:rFonts w:ascii="Arial" w:hAnsi="Arial"/>
+                <w:b/>
+                <w:sz w:val="19"/>
+              </w:rPr>
+              <w:t>Sept 2025</w:t>
+            </w:r>
+          </w:p>
+        </w:tc>
+        <w:tc>
+          <w:tcPr>
+            <w:tcW w:type="dxa" w:w="1020"/>
+            <w:vAlign w:val="center"/>
+            <w:shd w:fill="D9E2F3"/>
+            <w:tcMar>
+              <w:top w:w="90" w:type="dxa"/>
+              <w:bottom w:w="90" w:type="dxa"/>
+              <w:left w:w="110" w:type="dxa"/>
+              <w:right w:w="110" w:type="dxa"/>
+            </w:tcMar>
+          </w:tcPr>
+          <w:p>
+            <w:pPr>
+              <w:spacing w:before="0" w:after="0" w:line="276" w:lineRule="auto"/>
+              <w:jc w:val="center"/>
+            </w:pPr>
+            <w:r>
+              <w:rPr>
+                <w:rFonts w:ascii="Arial" w:hAnsi="Arial"/>
+                <w:b/>
+                <w:sz w:val="19"/>
+              </w:rPr>
+              <w:t>Okt 2025</w:t>
+            </w:r>
+          </w:p>
+        </w:tc>
+        <w:tc>
+          <w:tcPr>
+            <w:tcW w:type="dxa" w:w="1020"/>
+            <w:vAlign w:val="center"/>
+            <w:shd w:fill="D9E2F3"/>
+            <w:tcMar>
+              <w:top w:w="90" w:type="dxa"/>
+              <w:bottom w:w="90" w:type="dxa"/>
+              <w:left w:w="110" w:type="dxa"/>
+              <w:right w:w="110" w:type="dxa"/>
+            </w:tcMar>
+          </w:tcPr>
+          <w:p>
+            <w:pPr>
+              <w:spacing w:before="0" w:after="0" w:line="276" w:lineRule="auto"/>
+              <w:jc w:val="center"/>
+            </w:pPr>
+            <w:r>
+              <w:rPr>
+                <w:rFonts w:ascii="Arial" w:hAnsi="Arial"/>
+                <w:b/>
+                <w:sz w:val="19"/>
+              </w:rPr>
+              <w:t>Nov 2025</w:t>
+            </w:r>
+          </w:p>
+        </w:tc>
+        <w:tc>
+          <w:tcPr>
+            <w:tcW w:type="dxa" w:w="1020"/>
+            <w:vAlign w:val="center"/>
+            <w:shd w:fill="D9E2F3"/>
+            <w:tcMar>
+              <w:top w:w="90" w:type="dxa"/>
+              <w:bottom w:w="90" w:type="dxa"/>
+              <w:left w:w="110" w:type="dxa"/>
+              <w:right w:w="110" w:type="dxa"/>
+            </w:tcMar>
+          </w:tcPr>
+          <w:p>
+            <w:pPr>
+              <w:spacing w:before="0" w:after="0" w:line="276" w:lineRule="auto"/>
+              <w:jc w:val="center"/>
+            </w:pPr>
+            <w:r>
+              <w:rPr>
+                <w:rFonts w:ascii="Arial" w:hAnsi="Arial"/>
+                <w:b/>
+                <w:sz w:val="19"/>
+              </w:rPr>
+              <w:t>Des 2025</w:t>
+            </w:r>
+          </w:p>
+        </w:tc>
+      </w:tr>
+      <w:tr>
+        <w:trPr>
+          <w:cantSplit/>
+        </w:trPr>
+        <w:tc>
+          <w:tcPr>
+            <w:tcW w:type="dxa" w:w="567"/>
+            <w:vAlign w:val="center"/>
+            <w:tcMar>
+              <w:top w:w="75" w:type="dxa"/>
+              <w:bottom w:w="75" w:type="dxa"/>
+              <w:left w:w="110" w:type="dxa"/>
+              <w:right w:w="110" w:type="dxa"/>
+            </w:tcMar>
+          </w:tcPr>
+          <w:p>
+            <w:pPr>
+              <w:spacing w:before="0" w:after="0" w:line="276" w:lineRule="auto"/>
+              <w:jc w:val="center"/>
+            </w:pPr>
+            <w:r>
+              <w:rPr>
+                <w:rFonts w:ascii="Arial" w:hAnsi="Arial"/>
+                <w:b w:val="0"/>
+                <w:sz w:val="19"/>
+              </w:rPr>
+              <w:t>1</w:t>
+            </w:r>
+          </w:p>
+        </w:tc>
+        <w:tc>
+          <w:tcPr>
+            <w:tcW w:type="dxa" w:w="4706"/>
+            <w:vAlign w:val="center"/>
+            <w:tcMar>
+              <w:top w:w="75" w:type="dxa"/>
+              <w:bottom w:w="75" w:type="dxa"/>
+              <w:left w:w="110" w:type="dxa"/>
+              <w:right w:w="110" w:type="dxa"/>
+            </w:tcMar>
+          </w:tcPr>
+          <w:p>
+            <w:pPr>
+              <w:spacing w:before="0" w:after="0" w:line="276" w:lineRule="auto"/>
+              <w:jc w:val="left"/>
+            </w:pPr>
+            <w:r>
+              <w:rPr>
+                <w:rFonts w:ascii="Arial" w:hAnsi="Arial"/>
+                <w:b w:val="0"/>
+                <w:sz w:val="19"/>
+              </w:rPr>
+              <w:t>Penetapan Tim &amp; Pembahasan Persiapan Swakelola</w:t>
+            </w:r>
+          </w:p>
+        </w:tc>
+        <w:tc>
+          <w:tcPr>
+            <w:tcW w:type="dxa" w:w="1020"/>
+            <w:vAlign w:val="center"/>
+            <w:tcMar>
+              <w:top w:w="75" w:type="dxa"/>
+              <w:bottom w:w="75" w:type="dxa"/>
+              <w:left w:w="110" w:type="dxa"/>
+              <w:right w:w="110" w:type="dxa"/>
+            </w:tcMar>
+          </w:tcPr>
+          <w:p>
+            <w:pPr>
+              <w:spacing w:before="0" w:after="0" w:line="276" w:lineRule="auto"/>
+              <w:jc w:val="left"/>
+            </w:pPr>
+            <w:r>
+              <w:rPr>
+                <w:rFonts w:ascii="Arial" w:hAnsi="Arial"/>
+                <w:b w:val="0"/>
+                <w:sz w:val="19"/>
               </w:rPr>
               <w:t>✓</w:t>
             </w:r>
@@ -258,70 +1114,105 @@
         </w:tc>
         <w:tc>
           <w:tcPr>
-            <w:tcW w:type="dxa" w:w="1440"/>
+            <w:tcW w:type="dxa" w:w="1020"/>
+            <w:vAlign w:val="center"/>
+            <w:tcMar>
+              <w:top w:w="75" w:type="dxa"/>
+              <w:bottom w:w="75" w:type="dxa"/>
+              <w:left w:w="110" w:type="dxa"/>
+              <w:right w:w="110" w:type="dxa"/>
+            </w:tcMar>
           </w:tcPr>
           <w:p>
             <w:pPr>
-              <w:jc w:val="center"/>
+              <w:spacing w:before="0" w:after="0" w:line="276" w:lineRule="auto"/>
+              <w:jc w:val="left"/>
             </w:pPr>
             <w:r>
               <w:rPr>
                 <w:rFonts w:ascii="Arial" w:hAnsi="Arial"/>
-                <w:b/>
-                <w:sz w:val="17"/>
+                <w:b w:val="0"/>
+                <w:sz w:val="19"/>
               </w:rPr>
             </w:r>
           </w:p>
         </w:tc>
         <w:tc>
           <w:tcPr>
-            <w:tcW w:type="dxa" w:w="1440"/>
+            <w:tcW w:type="dxa" w:w="1020"/>
+            <w:vAlign w:val="center"/>
+            <w:tcMar>
+              <w:top w:w="75" w:type="dxa"/>
+              <w:bottom w:w="75" w:type="dxa"/>
+              <w:left w:w="110" w:type="dxa"/>
+              <w:right w:w="110" w:type="dxa"/>
+            </w:tcMar>
           </w:tcPr>
           <w:p>
             <w:pPr>
-              <w:jc w:val="center"/>
+              <w:spacing w:before="0" w:after="0" w:line="276" w:lineRule="auto"/>
+              <w:jc w:val="left"/>
             </w:pPr>
             <w:r>
               <w:rPr>
                 <w:rFonts w:ascii="Arial" w:hAnsi="Arial"/>
-                <w:b/>
-                <w:sz w:val="17"/>
+                <w:b w:val="0"/>
+                <w:sz w:val="19"/>
               </w:rPr>
             </w:r>
           </w:p>
         </w:tc>
         <w:tc>
           <w:tcPr>
-            <w:tcW w:type="dxa" w:w="1440"/>
+            <w:tcW w:type="dxa" w:w="1020"/>
+            <w:vAlign w:val="center"/>
+            <w:tcMar>
+              <w:top w:w="75" w:type="dxa"/>
+              <w:bottom w:w="75" w:type="dxa"/>
+              <w:left w:w="110" w:type="dxa"/>
+              <w:right w:w="110" w:type="dxa"/>
+            </w:tcMar>
           </w:tcPr>
           <w:p>
             <w:pPr>
-              <w:jc w:val="center"/>
+              <w:spacing w:before="0" w:after="0" w:line="276" w:lineRule="auto"/>
+              <w:jc w:val="left"/>
             </w:pPr>
             <w:r>
               <w:rPr>
                 <w:rFonts w:ascii="Arial" w:hAnsi="Arial"/>
-                <w:b/>
-                <w:sz w:val="17"/>
+                <w:b w:val="0"/>
+                <w:sz w:val="19"/>
               </w:rPr>
             </w:r>
           </w:p>
         </w:tc>
       </w:tr>
       <w:tr>
+        <w:trPr>
+          <w:cantSplit/>
+        </w:trPr>
         <w:tc>
           <w:tcPr>
-            <w:tcW w:type="dxa" w:w="1440"/>
+            <w:tcW w:type="dxa" w:w="567"/>
+            <w:vAlign w:val="center"/>
+            <w:tcMar>
+              <w:top w:w="75" w:type="dxa"/>
+              <w:bottom w:w="75" w:type="dxa"/>
+              <w:left w:w="110" w:type="dxa"/>
+              <w:right w:w="110" w:type="dxa"/>
+            </w:tcMar>
           </w:tcPr>
           <w:p>
             <w:pPr>
+              <w:spacing w:before="0" w:after="0" w:line="276" w:lineRule="auto"/>
               <w:jc w:val="center"/>
             </w:pPr>
             <w:r>
               <w:rPr>
                 <w:rFonts w:ascii="Arial" w:hAnsi="Arial"/>
-                <w:b/>
-                <w:sz w:val="17"/>
+                <w:b w:val="0"/>
+                <w:sz w:val="19"/>
               </w:rPr>
               <w:t>2</w:t>
             </w:r>
@@ -329,48 +1220,76 @@
         </w:tc>
         <w:tc>
           <w:tcPr>
-            <w:tcW w:type="dxa" w:w="1440"/>
+            <w:tcW w:type="dxa" w:w="4706"/>
+            <w:vAlign w:val="center"/>
+            <w:tcMar>
+              <w:top w:w="75" w:type="dxa"/>
+              <w:bottom w:w="75" w:type="dxa"/>
+              <w:left w:w="110" w:type="dxa"/>
+              <w:right w:w="110" w:type="dxa"/>
+            </w:tcMar>
           </w:tcPr>
           <w:p>
+            <w:pPr>
+              <w:spacing w:before="0" w:after="0" w:line="276" w:lineRule="auto"/>
+              <w:jc w:val="both"/>
+            </w:pPr>
             <w:r>
               <w:rPr>
                 <w:rFonts w:ascii="Arial" w:hAnsi="Arial"/>
-                <w:sz w:val="17"/>
+                <w:b w:val="0"/>
+                <w:sz w:val="19"/>
               </w:rPr>
-              <w:t>Pengadaan Belanja Bahan (ATK, Komputer Supplies) Tahap 1</w:t>
+              <w:t>Penyediaan Bahan Operasional Administrasi (ATK &amp; Supplies)</w:t>
             </w:r>
           </w:p>
         </w:tc>
         <w:tc>
           <w:tcPr>
-            <w:tcW w:type="dxa" w:w="1440"/>
+            <w:tcW w:type="dxa" w:w="1020"/>
+            <w:vAlign w:val="center"/>
+            <w:tcMar>
+              <w:top w:w="75" w:type="dxa"/>
+              <w:bottom w:w="75" w:type="dxa"/>
+              <w:left w:w="110" w:type="dxa"/>
+              <w:right w:w="110" w:type="dxa"/>
+            </w:tcMar>
           </w:tcPr>
           <w:p>
             <w:pPr>
-              <w:jc w:val="center"/>
+              <w:spacing w:before="0" w:after="0" w:line="276" w:lineRule="auto"/>
+              <w:jc w:val="left"/>
             </w:pPr>
             <w:r>
               <w:rPr>
                 <w:rFonts w:ascii="Arial" w:hAnsi="Arial"/>
-                <w:b/>
-                <w:sz w:val="17"/>
+                <w:b w:val="0"/>
+                <w:sz w:val="19"/>
               </w:rPr>
             </w:r>
           </w:p>
         </w:tc>
         <w:tc>
           <w:tcPr>
-            <w:tcW w:type="dxa" w:w="1440"/>
+            <w:tcW w:type="dxa" w:w="1020"/>
+            <w:vAlign w:val="center"/>
+            <w:tcMar>
+              <w:top w:w="75" w:type="dxa"/>
+              <w:bottom w:w="75" w:type="dxa"/>
+              <w:left w:w="110" w:type="dxa"/>
+              <w:right w:w="110" w:type="dxa"/>
+            </w:tcMar>
           </w:tcPr>
           <w:p>
             <w:pPr>
-              <w:jc w:val="center"/>
+              <w:spacing w:before="0" w:after="0" w:line="276" w:lineRule="auto"/>
+              <w:jc w:val="left"/>
             </w:pPr>
             <w:r>
               <w:rPr>
                 <w:rFonts w:ascii="Arial" w:hAnsi="Arial"/>
-                <w:b/>
-                <w:sz w:val="17"/>
+                <w:b w:val="0"/>
+                <w:sz w:val="19"/>
               </w:rPr>
               <w:t>✓</w:t>
             </w:r>
@@ -378,17 +1297,25 @@
         </w:tc>
         <w:tc>
           <w:tcPr>
-            <w:tcW w:type="dxa" w:w="1440"/>
+            <w:tcW w:type="dxa" w:w="1020"/>
+            <w:vAlign w:val="center"/>
+            <w:tcMar>
+              <w:top w:w="75" w:type="dxa"/>
+              <w:bottom w:w="75" w:type="dxa"/>
+              <w:left w:w="110" w:type="dxa"/>
+              <w:right w:w="110" w:type="dxa"/>
+            </w:tcMar>
           </w:tcPr>
           <w:p>
             <w:pPr>
-              <w:jc w:val="center"/>
+              <w:spacing w:before="0" w:after="0" w:line="276" w:lineRule="auto"/>
+              <w:jc w:val="left"/>
             </w:pPr>
             <w:r>
               <w:rPr>
                 <w:rFonts w:ascii="Arial" w:hAnsi="Arial"/>
-                <w:b/>
-                <w:sz w:val="17"/>
+                <w:b w:val="0"/>
+                <w:sz w:val="19"/>
               </w:rPr>
               <w:t>✓</w:t>
             </w:r>
@@ -396,36 +1323,55 @@
         </w:tc>
         <w:tc>
           <w:tcPr>
-            <w:tcW w:type="dxa" w:w="1440"/>
+            <w:tcW w:type="dxa" w:w="1020"/>
+            <w:vAlign w:val="center"/>
+            <w:tcMar>
+              <w:top w:w="75" w:type="dxa"/>
+              <w:bottom w:w="75" w:type="dxa"/>
+              <w:left w:w="110" w:type="dxa"/>
+              <w:right w:w="110" w:type="dxa"/>
+            </w:tcMar>
           </w:tcPr>
           <w:p>
             <w:pPr>
-              <w:jc w:val="center"/>
+              <w:spacing w:before="0" w:after="0" w:line="276" w:lineRule="auto"/>
+              <w:jc w:val="left"/>
             </w:pPr>
             <w:r>
               <w:rPr>
                 <w:rFonts w:ascii="Arial" w:hAnsi="Arial"/>
-                <w:b/>
-                <w:sz w:val="17"/>
+                <w:b w:val="0"/>
+                <w:sz w:val="19"/>
               </w:rPr>
             </w:r>
           </w:p>
         </w:tc>
       </w:tr>
       <w:tr>
+        <w:trPr>
+          <w:cantSplit/>
+        </w:trPr>
         <w:tc>
           <w:tcPr>
-            <w:tcW w:type="dxa" w:w="1440"/>
+            <w:tcW w:type="dxa" w:w="567"/>
+            <w:vAlign w:val="center"/>
+            <w:tcMar>
+              <w:top w:w="75" w:type="dxa"/>
+              <w:bottom w:w="75" w:type="dxa"/>
+              <w:left w:w="110" w:type="dxa"/>
+              <w:right w:w="110" w:type="dxa"/>
+            </w:tcMar>
           </w:tcPr>
           <w:p>
             <w:pPr>
+              <w:spacing w:before="0" w:after="0" w:line="276" w:lineRule="auto"/>
               <w:jc w:val="center"/>
             </w:pPr>
             <w:r>
               <w:rPr>
                 <w:rFonts w:ascii="Arial" w:hAnsi="Arial"/>
-                <w:b/>
-                <w:sz w:val="17"/>
+                <w:b w:val="0"/>
+                <w:sz w:val="19"/>
               </w:rPr>
               <w:t>3</w:t>
             </w:r>
@@ -433,48 +1379,51 @@
         </w:tc>
         <w:tc>
           <w:tcPr>
-            <w:tcW w:type="dxa" w:w="1440"/>
+            <w:tcW w:type="dxa" w:w="4706"/>
+            <w:vAlign w:val="center"/>
+            <w:tcMar>
+              <w:top w:w="75" w:type="dxa"/>
+              <w:bottom w:w="75" w:type="dxa"/>
+              <w:left w:w="110" w:type="dxa"/>
+              <w:right w:w="110" w:type="dxa"/>
+            </w:tcMar>
           </w:tcPr>
           <w:p>
+            <w:pPr>
+              <w:spacing w:before="0" w:after="0" w:line="276" w:lineRule="auto"/>
+              <w:jc w:val="both"/>
+            </w:pPr>
             <w:r>
               <w:rPr>
                 <w:rFonts w:ascii="Arial" w:hAnsi="Arial"/>
-                <w:sz w:val="17"/>
+                <w:b w:val="0"/>
+                <w:sz w:val="19"/>
               </w:rPr>
-              <w:t>Koordinasi dan Monitoring Lokasi SPPG Kab. Kampar</w:t>
+              <w:t>Perjalanan Dinas Koordinasi &amp; Konsultasi Teknis Luar Provinsi</w:t>
             </w:r>
           </w:p>
         </w:tc>
         <w:tc>
           <w:tcPr>
-            <w:tcW w:type="dxa" w:w="1440"/>
+            <w:tcW w:type="dxa" w:w="1020"/>
+            <w:vAlign w:val="center"/>
+            <w:tcMar>
+              <w:top w:w="75" w:type="dxa"/>
+              <w:bottom w:w="75" w:type="dxa"/>
+              <w:left w:w="110" w:type="dxa"/>
+              <w:right w:w="110" w:type="dxa"/>
+            </w:tcMar>
           </w:tcPr>
           <w:p>
             <w:pPr>
-              <w:jc w:val="center"/>
+              <w:spacing w:before="0" w:after="0" w:line="276" w:lineRule="auto"/>
+              <w:jc w:val="left"/>
             </w:pPr>
             <w:r>
               <w:rPr>
                 <w:rFonts w:ascii="Arial" w:hAnsi="Arial"/>
-                <w:b/>
-                <w:sz w:val="17"/>
-              </w:rPr>
-            </w:r>
-          </w:p>
-        </w:tc>
-        <w:tc>
-          <w:tcPr>
-            <w:tcW w:type="dxa" w:w="1440"/>
-          </w:tcPr>
-          <w:p>
-            <w:pPr>
-              <w:jc w:val="center"/>
-            </w:pPr>
-            <w:r>
-              <w:rPr>
-                <w:rFonts w:ascii="Arial" w:hAnsi="Arial"/>
-                <w:b/>
-                <w:sz w:val="17"/>
+                <w:b w:val="0"/>
+                <w:sz w:val="19"/>
               </w:rPr>
               <w:t>✓</w:t>
             </w:r>
@@ -482,17 +1431,25 @@
         </w:tc>
         <w:tc>
           <w:tcPr>
-            <w:tcW w:type="dxa" w:w="1440"/>
+            <w:tcW w:type="dxa" w:w="1020"/>
+            <w:vAlign w:val="center"/>
+            <w:tcMar>
+              <w:top w:w="75" w:type="dxa"/>
+              <w:bottom w:w="75" w:type="dxa"/>
+              <w:left w:w="110" w:type="dxa"/>
+              <w:right w:w="110" w:type="dxa"/>
+            </w:tcMar>
           </w:tcPr>
           <w:p>
             <w:pPr>
-              <w:jc w:val="center"/>
+              <w:spacing w:before="0" w:after="0" w:line="276" w:lineRule="auto"/>
+              <w:jc w:val="left"/>
             </w:pPr>
             <w:r>
               <w:rPr>
                 <w:rFonts w:ascii="Arial" w:hAnsi="Arial"/>
-                <w:b/>
-                <w:sz w:val="17"/>
+                <w:b w:val="0"/>
+                <w:sz w:val="19"/>
               </w:rPr>
               <w:t>✓</w:t>
             </w:r>
@@ -500,17 +1457,51 @@
         </w:tc>
         <w:tc>
           <w:tcPr>
-            <w:tcW w:type="dxa" w:w="1440"/>
+            <w:tcW w:type="dxa" w:w="1020"/>
+            <w:vAlign w:val="center"/>
+            <w:tcMar>
+              <w:top w:w="75" w:type="dxa"/>
+              <w:bottom w:w="75" w:type="dxa"/>
+              <w:left w:w="110" w:type="dxa"/>
+              <w:right w:w="110" w:type="dxa"/>
+            </w:tcMar>
           </w:tcPr>
           <w:p>
             <w:pPr>
-              <w:jc w:val="center"/>
+              <w:spacing w:before="0" w:after="0" w:line="276" w:lineRule="auto"/>
+              <w:jc w:val="left"/>
             </w:pPr>
             <w:r>
               <w:rPr>
                 <w:rFonts w:ascii="Arial" w:hAnsi="Arial"/>
-                <w:b/>
-                <w:sz w:val="17"/>
+                <w:b w:val="0"/>
+                <w:sz w:val="19"/>
+              </w:rPr>
+              <w:t>✓</w:t>
+            </w:r>
+          </w:p>
+        </w:tc>
+        <w:tc>
+          <w:tcPr>
+            <w:tcW w:type="dxa" w:w="1020"/>
+            <w:vAlign w:val="center"/>
+            <w:tcMar>
+              <w:top w:w="75" w:type="dxa"/>
+              <w:bottom w:w="75" w:type="dxa"/>
+              <w:left w:w="110" w:type="dxa"/>
+              <w:right w:w="110" w:type="dxa"/>
+            </w:tcMar>
+          </w:tcPr>
+          <w:p>
+            <w:pPr>
+              <w:spacing w:before="0" w:after="0" w:line="276" w:lineRule="auto"/>
+              <w:jc w:val="left"/>
+            </w:pPr>
+            <w:r>
+              <w:rPr>
+                <w:rFonts w:ascii="Arial" w:hAnsi="Arial"/>
+                <w:b w:val="0"/>
+                <w:sz w:val="19"/>
               </w:rPr>
               <w:t>✓</w:t>
             </w:r>
@@ -518,19 +1509,30 @@
         </w:tc>
       </w:tr>
       <w:tr>
+        <w:trPr>
+          <w:cantSplit/>
+        </w:trPr>
         <w:tc>
           <w:tcPr>
-            <w:tcW w:type="dxa" w:w="1440"/>
+            <w:tcW w:type="dxa" w:w="567"/>
+            <w:vAlign w:val="center"/>
+            <w:tcMar>
+              <w:top w:w="75" w:type="dxa"/>
+              <w:bottom w:w="75" w:type="dxa"/>
+              <w:left w:w="110" w:type="dxa"/>
+              <w:right w:w="110" w:type="dxa"/>
+            </w:tcMar>
           </w:tcPr>
           <w:p>
             <w:pPr>
+              <w:spacing w:before="0" w:after="0" w:line="276" w:lineRule="auto"/>
               <w:jc w:val="center"/>
             </w:pPr>
             <w:r>
               <w:rPr>
                 <w:rFonts w:ascii="Arial" w:hAnsi="Arial"/>
-                <w:b/>
-                <w:sz w:val="17"/>
+                <w:b w:val="0"/>
+                <w:sz w:val="19"/>
               </w:rPr>
               <w:t>4</w:t>
             </w:r>
@@ -538,65 +1540,51 @@
         </w:tc>
         <w:tc>
           <w:tcPr>
-            <w:tcW w:type="dxa" w:w="1440"/>
+            <w:tcW w:type="dxa" w:w="4706"/>
+            <w:vAlign w:val="center"/>
+            <w:tcMar>
+              <w:top w:w="75" w:type="dxa"/>
+              <w:bottom w:w="75" w:type="dxa"/>
+              <w:left w:w="110" w:type="dxa"/>
+              <w:right w:w="110" w:type="dxa"/>
+            </w:tcMar>
           </w:tcPr>
           <w:p>
+            <w:pPr>
+              <w:spacing w:before="0" w:after="0" w:line="276" w:lineRule="auto"/>
+              <w:jc w:val="both"/>
+            </w:pPr>
             <w:r>
               <w:rPr>
                 <w:rFonts w:ascii="Arial" w:hAnsi="Arial"/>
-                <w:sz w:val="17"/>
+                <w:b w:val="0"/>
+                <w:sz w:val="19"/>
               </w:rPr>
-              <w:t>Koordinasi dan Monitoring Lokasi SPPG Kota Dumai &amp; Kab. Siak</w:t>
+              <w:t>Survei Lokasi &amp; Monitoring Lapangan (Kampar, Dumai, Siak, Pekanbaru)</w:t>
             </w:r>
           </w:p>
         </w:tc>
         <w:tc>
           <w:tcPr>
-            <w:tcW w:type="dxa" w:w="1440"/>
+            <w:tcW w:type="dxa" w:w="1020"/>
+            <w:vAlign w:val="center"/>
+            <w:tcMar>
+              <w:top w:w="75" w:type="dxa"/>
+              <w:bottom w:w="75" w:type="dxa"/>
+              <w:left w:w="110" w:type="dxa"/>
+              <w:right w:w="110" w:type="dxa"/>
+            </w:tcMar>
           </w:tcPr>
           <w:p>
             <w:pPr>
-              <w:jc w:val="center"/>
+              <w:spacing w:before="0" w:after="0" w:line="276" w:lineRule="auto"/>
+              <w:jc w:val="left"/>
             </w:pPr>
             <w:r>
               <w:rPr>
                 <w:rFonts w:ascii="Arial" w:hAnsi="Arial"/>
-                <w:b/>
-                <w:sz w:val="17"/>
-              </w:rPr>
-            </w:r>
-          </w:p>
-        </w:tc>
-        <w:tc>
-          <w:tcPr>
-            <w:tcW w:type="dxa" w:w="1440"/>
-          </w:tcPr>
-          <w:p>
-            <w:pPr>
-              <w:jc w:val="center"/>
-            </w:pPr>
-            <w:r>
-              <w:rPr>
-                <w:rFonts w:ascii="Arial" w:hAnsi="Arial"/>
-                <w:b/>
-                <w:sz w:val="17"/>
-              </w:rPr>
-            </w:r>
-          </w:p>
-        </w:tc>
-        <w:tc>
-          <w:tcPr>
-            <w:tcW w:type="dxa" w:w="1440"/>
-          </w:tcPr>
-          <w:p>
-            <w:pPr>
-              <w:jc w:val="center"/>
-            </w:pPr>
-            <w:r>
-              <w:rPr>
-                <w:rFonts w:ascii="Arial" w:hAnsi="Arial"/>
-                <w:b/>
-                <w:sz w:val="17"/>
+                <w:b w:val="0"/>
+                <w:sz w:val="19"/>
               </w:rPr>
               <w:t>✓</w:t>
             </w:r>
@@ -604,17 +1592,77 @@
         </w:tc>
         <w:tc>
           <w:tcPr>
-            <w:tcW w:type="dxa" w:w="1440"/>
+            <w:tcW w:type="dxa" w:w="1020"/>
+            <w:vAlign w:val="center"/>
+            <w:tcMar>
+              <w:top w:w="75" w:type="dxa"/>
+              <w:bottom w:w="75" w:type="dxa"/>
+              <w:left w:w="110" w:type="dxa"/>
+              <w:right w:w="110" w:type="dxa"/>
+            </w:tcMar>
           </w:tcPr>
           <w:p>
             <w:pPr>
-              <w:jc w:val="center"/>
+              <w:spacing w:before="0" w:after="0" w:line="276" w:lineRule="auto"/>
+              <w:jc w:val="left"/>
             </w:pPr>
             <w:r>
               <w:rPr>
                 <w:rFonts w:ascii="Arial" w:hAnsi="Arial"/>
-                <w:b/>
-                <w:sz w:val="17"/>
+                <w:b w:val="0"/>
+                <w:sz w:val="19"/>
+              </w:rPr>
+              <w:t>✓</w:t>
+            </w:r>
+          </w:p>
+        </w:tc>
+        <w:tc>
+          <w:tcPr>
+            <w:tcW w:type="dxa" w:w="1020"/>
+            <w:vAlign w:val="center"/>
+            <w:tcMar>
+              <w:top w:w="75" w:type="dxa"/>
+              <w:bottom w:w="75" w:type="dxa"/>
+              <w:left w:w="110" w:type="dxa"/>
+              <w:right w:w="110" w:type="dxa"/>
+            </w:tcMar>
+          </w:tcPr>
+          <w:p>
+            <w:pPr>
+              <w:spacing w:before="0" w:after="0" w:line="276" w:lineRule="auto"/>
+              <w:jc w:val="left"/>
+            </w:pPr>
+            <w:r>
+              <w:rPr>
+                <w:rFonts w:ascii="Arial" w:hAnsi="Arial"/>
+                <w:b w:val="0"/>
+                <w:sz w:val="19"/>
+              </w:rPr>
+              <w:t>✓</w:t>
+            </w:r>
+          </w:p>
+        </w:tc>
+        <w:tc>
+          <w:tcPr>
+            <w:tcW w:type="dxa" w:w="1020"/>
+            <w:vAlign w:val="center"/>
+            <w:tcMar>
+              <w:top w:w="75" w:type="dxa"/>
+              <w:bottom w:w="75" w:type="dxa"/>
+              <w:left w:w="110" w:type="dxa"/>
+              <w:right w:w="110" w:type="dxa"/>
+            </w:tcMar>
+          </w:tcPr>
+          <w:p>
+            <w:pPr>
+              <w:spacing w:before="0" w:after="0" w:line="276" w:lineRule="auto"/>
+              <w:jc w:val="left"/>
+            </w:pPr>
+            <w:r>
+              <w:rPr>
+                <w:rFonts w:ascii="Arial" w:hAnsi="Arial"/>
+                <w:b w:val="0"/>
+                <w:sz w:val="19"/>
               </w:rPr>
               <w:t>✓</w:t>
             </w:r>
@@ -622,19 +1670,30 @@
         </w:tc>
       </w:tr>
       <w:tr>
+        <w:trPr>
+          <w:cantSplit/>
+        </w:trPr>
         <w:tc>
           <w:tcPr>
-            <w:tcW w:type="dxa" w:w="1440"/>
+            <w:tcW w:type="dxa" w:w="567"/>
+            <w:vAlign w:val="center"/>
+            <w:tcMar>
+              <w:top w:w="75" w:type="dxa"/>
+              <w:bottom w:w="75" w:type="dxa"/>
+              <w:left w:w="110" w:type="dxa"/>
+              <w:right w:w="110" w:type="dxa"/>
+            </w:tcMar>
           </w:tcPr>
           <w:p>
             <w:pPr>
+              <w:spacing w:before="0" w:after="0" w:line="276" w:lineRule="auto"/>
               <w:jc w:val="center"/>
             </w:pPr>
             <w:r>
               <w:rPr>
                 <w:rFonts w:ascii="Arial" w:hAnsi="Arial"/>
-                <w:b/>
-                <w:sz w:val="17"/>
+                <w:b w:val="0"/>
+                <w:sz w:val="19"/>
               </w:rPr>
               <w:t>5</w:t>
             </w:r>
@@ -642,65 +1701,76 @@
         </w:tc>
         <w:tc>
           <w:tcPr>
-            <w:tcW w:type="dxa" w:w="1440"/>
+            <w:tcW w:type="dxa" w:w="4706"/>
+            <w:vAlign w:val="center"/>
+            <w:tcMar>
+              <w:top w:w="75" w:type="dxa"/>
+              <w:bottom w:w="75" w:type="dxa"/>
+              <w:left w:w="110" w:type="dxa"/>
+              <w:right w:w="110" w:type="dxa"/>
+            </w:tcMar>
           </w:tcPr>
           <w:p>
+            <w:pPr>
+              <w:spacing w:before="0" w:after="0" w:line="276" w:lineRule="auto"/>
+              <w:jc w:val="left"/>
+            </w:pPr>
             <w:r>
               <w:rPr>
                 <w:rFonts w:ascii="Arial" w:hAnsi="Arial"/>
-                <w:sz w:val="17"/>
+                <w:b w:val="0"/>
+                <w:sz w:val="19"/>
               </w:rPr>
-              <w:t>Koordinasi Teknis Terpusat ke Kementerian PU Jakarta</w:t>
+              <w:t>Pengawasan Berkala &amp; Rekonsiliasi Fisik-Keuangan</w:t>
             </w:r>
           </w:p>
         </w:tc>
         <w:tc>
           <w:tcPr>
-            <w:tcW w:type="dxa" w:w="1440"/>
+            <w:tcW w:type="dxa" w:w="1020"/>
+            <w:vAlign w:val="center"/>
+            <w:tcMar>
+              <w:top w:w="75" w:type="dxa"/>
+              <w:bottom w:w="75" w:type="dxa"/>
+              <w:left w:w="110" w:type="dxa"/>
+              <w:right w:w="110" w:type="dxa"/>
+            </w:tcMar>
           </w:tcPr>
           <w:p>
             <w:pPr>
-              <w:jc w:val="center"/>
+              <w:spacing w:before="0" w:after="0" w:line="276" w:lineRule="auto"/>
+              <w:jc w:val="left"/>
             </w:pPr>
             <w:r>
               <w:rPr>
                 <w:rFonts w:ascii="Arial" w:hAnsi="Arial"/>
-                <w:b/>
-                <w:sz w:val="17"/>
+                <w:b w:val="0"/>
+                <w:sz w:val="19"/>
               </w:rPr>
             </w:r>
           </w:p>
         </w:tc>
         <w:tc>
           <w:tcPr>
-            <w:tcW w:type="dxa" w:w="1440"/>
+            <w:tcW w:type="dxa" w:w="1020"/>
+            <w:vAlign w:val="center"/>
+            <w:tcMar>
+              <w:top w:w="75" w:type="dxa"/>
+              <w:bottom w:w="75" w:type="dxa"/>
+              <w:left w:w="110" w:type="dxa"/>
+              <w:right w:w="110" w:type="dxa"/>
+            </w:tcMar>
           </w:tcPr>
           <w:p>
             <w:pPr>
-              <w:jc w:val="center"/>
+              <w:spacing w:before="0" w:after="0" w:line="276" w:lineRule="auto"/>
+              <w:jc w:val="left"/>
             </w:pPr>
             <w:r>
               <w:rPr>
                 <w:rFonts w:ascii="Arial" w:hAnsi="Arial"/>
-                <w:b/>
-                <w:sz w:val="17"/>
-              </w:rPr>
-            </w:r>
-          </w:p>
-        </w:tc>
-        <w:tc>
-          <w:tcPr>
-            <w:tcW w:type="dxa" w:w="1440"/>
-          </w:tcPr>
-          <w:p>
-            <w:pPr>
-              <w:jc w:val="center"/>
-            </w:pPr>
-            <w:r>
-              <w:rPr>
-                <w:rFonts w:ascii="Arial" w:hAnsi="Arial"/>
-                <w:b/>
-                <w:sz w:val="17"/>
+                <w:b w:val="0"/>
+                <w:sz w:val="19"/>
               </w:rPr>
               <w:t>✓</w:t>
             </w:r>
@@ -708,36 +1778,82 @@
         </w:tc>
         <w:tc>
           <w:tcPr>
-            <w:tcW w:type="dxa" w:w="1440"/>
+            <w:tcW w:type="dxa" w:w="1020"/>
+            <w:vAlign w:val="center"/>
+            <w:tcMar>
+              <w:top w:w="75" w:type="dxa"/>
+              <w:bottom w:w="75" w:type="dxa"/>
+              <w:left w:w="110" w:type="dxa"/>
+              <w:right w:w="110" w:type="dxa"/>
+            </w:tcMar>
           </w:tcPr>
           <w:p>
             <w:pPr>
+              <w:spacing w:before="0" w:after="0" w:line="276" w:lineRule="auto"/>
+              <w:jc w:val="left"/>
+            </w:pPr>
+            <w:r>
+              <w:rPr>
+                <w:rFonts w:ascii="Arial" w:hAnsi="Arial"/>
+                <w:b w:val="0"/>
+                <w:sz w:val="19"/>
+              </w:rPr>
+              <w:t>✓</w:t>
+            </w:r>
+          </w:p>
+        </w:tc>
+        <w:tc>
+          <w:tcPr>
+            <w:tcW w:type="dxa" w:w="1020"/>
+            <w:vAlign w:val="center"/>
+            <w:tcMar>
+              <w:top w:w="75" w:type="dxa"/>
+              <w:bottom w:w="75" w:type="dxa"/>
+              <w:left w:w="110" w:type="dxa"/>
+              <w:right w:w="110" w:type="dxa"/>
+            </w:tcMar>
+          </w:tcPr>
+          <w:p>
+            <w:pPr>
+              <w:spacing w:before="0" w:after="0" w:line="276" w:lineRule="auto"/>
+              <w:jc w:val="left"/>
+            </w:pPr>
+            <w:r>
+              <w:rPr>
+                <w:rFonts w:ascii="Arial" w:hAnsi="Arial"/>
+                <w:b w:val="0"/>
+                <w:sz w:val="19"/>
+              </w:rPr>
+              <w:t>✓</w:t>
+            </w:r>
+          </w:p>
+        </w:tc>
+      </w:tr>
+      <w:tr>
+        <w:trPr>
+          <w:cantSplit/>
+        </w:trPr>
+        <w:tc>
+          <w:tcPr>
+            <w:tcW w:type="dxa" w:w="567"/>
+            <w:vAlign w:val="center"/>
+            <w:tcMar>
+              <w:top w:w="75" w:type="dxa"/>
+              <w:bottom w:w="75" w:type="dxa"/>
+              <w:left w:w="110" w:type="dxa"/>
+              <w:right w:w="110" w:type="dxa"/>
+            </w:tcMar>
+          </w:tcPr>
+          <w:p>
+            <w:pPr>
+              <w:spacing w:before="0" w:after="0" w:line="276" w:lineRule="auto"/>
               <w:jc w:val="center"/>
             </w:pPr>
             <w:r>
               <w:rPr>
                 <w:rFonts w:ascii="Arial" w:hAnsi="Arial"/>
-                <w:b/>
-                <w:sz w:val="17"/>
-              </w:rPr>
-            </w:r>
-          </w:p>
-        </w:tc>
-      </w:tr>
-      <w:tr>
-        <w:tc>
-          <w:tcPr>
-            <w:tcW w:type="dxa" w:w="1440"/>
-          </w:tcPr>
-          <w:p>
-            <w:pPr>
-              <w:jc w:val="center"/>
-            </w:pPr>
-            <w:r>
-              <w:rPr>
-                <w:rFonts w:ascii="Arial" w:hAnsi="Arial"/>
-                <w:b/>
-                <w:sz w:val="17"/>
+                <w:b w:val="0"/>
+                <w:sz w:val="19"/>
               </w:rPr>
               <w:t>6</w:t>
             </w:r>
@@ -745,499 +1861,126 @@
         </w:tc>
         <w:tc>
           <w:tcPr>
-            <w:tcW w:type="dxa" w:w="1440"/>
+            <w:tcW w:type="dxa" w:w="4706"/>
+            <w:vAlign w:val="center"/>
+            <w:tcMar>
+              <w:top w:w="75" w:type="dxa"/>
+              <w:bottom w:w="75" w:type="dxa"/>
+              <w:left w:w="110" w:type="dxa"/>
+              <w:right w:w="110" w:type="dxa"/>
+            </w:tcMar>
           </w:tcPr>
           <w:p>
+            <w:pPr>
+              <w:spacing w:before="0" w:after="0" w:line="276" w:lineRule="auto"/>
+              <w:jc w:val="both"/>
+            </w:pPr>
             <w:r>
               <w:rPr>
                 <w:rFonts w:ascii="Arial" w:hAnsi="Arial"/>
-                <w:sz w:val="17"/>
+                <w:b w:val="0"/>
+                <w:sz w:val="19"/>
               </w:rPr>
-              <w:t>Koordinasi Penyelenggaraan Teknis Wilayah ke Medan</w:t>
+              <w:t>Pemeriksaan Akhir (BAPHP), BAST, dan Laporan Akhir Swakelola</w:t>
             </w:r>
           </w:p>
         </w:tc>
         <w:tc>
           <w:tcPr>
-            <w:tcW w:type="dxa" w:w="1440"/>
+            <w:tcW w:type="dxa" w:w="1020"/>
+            <w:vAlign w:val="center"/>
+            <w:tcMar>
+              <w:top w:w="75" w:type="dxa"/>
+              <w:bottom w:w="75" w:type="dxa"/>
+              <w:left w:w="110" w:type="dxa"/>
+              <w:right w:w="110" w:type="dxa"/>
+            </w:tcMar>
           </w:tcPr>
           <w:p>
             <w:pPr>
-              <w:jc w:val="center"/>
+              <w:spacing w:before="0" w:after="0" w:line="276" w:lineRule="auto"/>
+              <w:jc w:val="left"/>
             </w:pPr>
             <w:r>
               <w:rPr>
                 <w:rFonts w:ascii="Arial" w:hAnsi="Arial"/>
-                <w:b/>
-                <w:sz w:val="17"/>
+                <w:b w:val="0"/>
+                <w:sz w:val="19"/>
               </w:rPr>
             </w:r>
           </w:p>
         </w:tc>
         <w:tc>
           <w:tcPr>
-            <w:tcW w:type="dxa" w:w="1440"/>
+            <w:tcW w:type="dxa" w:w="1020"/>
+            <w:vAlign w:val="center"/>
+            <w:tcMar>
+              <w:top w:w="75" w:type="dxa"/>
+              <w:bottom w:w="75" w:type="dxa"/>
+              <w:left w:w="110" w:type="dxa"/>
+              <w:right w:w="110" w:type="dxa"/>
+            </w:tcMar>
           </w:tcPr>
           <w:p>
             <w:pPr>
-              <w:jc w:val="center"/>
+              <w:spacing w:before="0" w:after="0" w:line="276" w:lineRule="auto"/>
+              <w:jc w:val="left"/>
             </w:pPr>
             <w:r>
               <w:rPr>
                 <w:rFonts w:ascii="Arial" w:hAnsi="Arial"/>
-                <w:b/>
-                <w:sz w:val="17"/>
+                <w:b w:val="0"/>
+                <w:sz w:val="19"/>
               </w:rPr>
             </w:r>
           </w:p>
         </w:tc>
         <w:tc>
           <w:tcPr>
-            <w:tcW w:type="dxa" w:w="1440"/>
+            <w:tcW w:type="dxa" w:w="1020"/>
+            <w:vAlign w:val="center"/>
+            <w:tcMar>
+              <w:top w:w="75" w:type="dxa"/>
+              <w:bottom w:w="75" w:type="dxa"/>
+              <w:left w:w="110" w:type="dxa"/>
+              <w:right w:w="110" w:type="dxa"/>
+            </w:tcMar>
           </w:tcPr>
           <w:p>
             <w:pPr>
-              <w:jc w:val="center"/>
+              <w:spacing w:before="0" w:after="0" w:line="276" w:lineRule="auto"/>
+              <w:jc w:val="left"/>
             </w:pPr>
             <w:r>
               <w:rPr>
                 <w:rFonts w:ascii="Arial" w:hAnsi="Arial"/>
-                <w:b/>
-                <w:sz w:val="17"/>
+                <w:b w:val="0"/>
+                <w:sz w:val="19"/>
               </w:rPr>
             </w:r>
           </w:p>
         </w:tc>
         <w:tc>
           <w:tcPr>
-            <w:tcW w:type="dxa" w:w="1440"/>
+            <w:tcW w:type="dxa" w:w="1020"/>
+            <w:vAlign w:val="center"/>
+            <w:tcMar>
+              <w:top w:w="75" w:type="dxa"/>
+              <w:bottom w:w="75" w:type="dxa"/>
+              <w:left w:w="110" w:type="dxa"/>
+              <w:right w:w="110" w:type="dxa"/>
+            </w:tcMar>
           </w:tcPr>
           <w:p>
             <w:pPr>
-              <w:jc w:val="center"/>
+              <w:spacing w:before="0" w:after="0" w:line="276" w:lineRule="auto"/>
+              <w:jc w:val="left"/>
             </w:pPr>
             <w:r>
               <w:rPr>
                 <w:rFonts w:ascii="Arial" w:hAnsi="Arial"/>
-                <w:b/>
-                <w:sz w:val="17"/>
-              </w:rPr>
-              <w:t>✓</w:t>
-            </w:r>
-          </w:p>
-        </w:tc>
-      </w:tr>
-      <w:tr>
-        <w:tc>
-          <w:tcPr>
-            <w:tcW w:type="dxa" w:w="1440"/>
-          </w:tcPr>
-          <w:p>
-            <w:pPr>
-              <w:jc w:val="center"/>
-            </w:pPr>
-            <w:r>
-              <w:rPr>
-                <w:rFonts w:ascii="Arial" w:hAnsi="Arial"/>
-                <w:b/>
-                <w:sz w:val="17"/>
-              </w:rPr>
-              <w:t>7</w:t>
-            </w:r>
-          </w:p>
-        </w:tc>
-        <w:tc>
-          <w:tcPr>
-            <w:tcW w:type="dxa" w:w="1440"/>
-          </w:tcPr>
-          <w:p>
-            <w:r>
-              <w:rPr>
-                <w:rFonts w:ascii="Arial" w:hAnsi="Arial"/>
-                <w:sz w:val="17"/>
-              </w:rPr>
-              <w:t>Pengadaan Belanja Bahan (ATK, Komputer Supplies) Tahap 2</w:t>
-            </w:r>
-          </w:p>
-        </w:tc>
-        <w:tc>
-          <w:tcPr>
-            <w:tcW w:type="dxa" w:w="1440"/>
-          </w:tcPr>
-          <w:p>
-            <w:pPr>
-              <w:jc w:val="center"/>
-            </w:pPr>
-            <w:r>
-              <w:rPr>
-                <w:rFonts w:ascii="Arial" w:hAnsi="Arial"/>
-                <w:b/>
-                <w:sz w:val="17"/>
-              </w:rPr>
-            </w:r>
-          </w:p>
-        </w:tc>
-        <w:tc>
-          <w:tcPr>
-            <w:tcW w:type="dxa" w:w="1440"/>
-          </w:tcPr>
-          <w:p>
-            <w:pPr>
-              <w:jc w:val="center"/>
-            </w:pPr>
-            <w:r>
-              <w:rPr>
-                <w:rFonts w:ascii="Arial" w:hAnsi="Arial"/>
-                <w:b/>
-                <w:sz w:val="17"/>
-              </w:rPr>
-            </w:r>
-          </w:p>
-        </w:tc>
-        <w:tc>
-          <w:tcPr>
-            <w:tcW w:type="dxa" w:w="1440"/>
-          </w:tcPr>
-          <w:p>
-            <w:pPr>
-              <w:jc w:val="center"/>
-            </w:pPr>
-            <w:r>
-              <w:rPr>
-                <w:rFonts w:ascii="Arial" w:hAnsi="Arial"/>
-                <w:b/>
-                <w:sz w:val="17"/>
-              </w:rPr>
-              <w:t>✓</w:t>
-            </w:r>
-          </w:p>
-        </w:tc>
-        <w:tc>
-          <w:tcPr>
-            <w:tcW w:type="dxa" w:w="1440"/>
-          </w:tcPr>
-          <w:p>
-            <w:pPr>
-              <w:jc w:val="center"/>
-            </w:pPr>
-            <w:r>
-              <w:rPr>
-                <w:rFonts w:ascii="Arial" w:hAnsi="Arial"/>
-                <w:b/>
-                <w:sz w:val="17"/>
-              </w:rPr>
-              <w:t>✓</w:t>
-            </w:r>
-          </w:p>
-        </w:tc>
-      </w:tr>
-      <w:tr>
-        <w:tc>
-          <w:tcPr>
-            <w:tcW w:type="dxa" w:w="1440"/>
-          </w:tcPr>
-          <w:p>
-            <w:pPr>
-              <w:jc w:val="center"/>
-            </w:pPr>
-            <w:r>
-              <w:rPr>
-                <w:rFonts w:ascii="Arial" w:hAnsi="Arial"/>
-                <w:b/>
-                <w:sz w:val="17"/>
-              </w:rPr>
-              <w:t>8</w:t>
-            </w:r>
-          </w:p>
-        </w:tc>
-        <w:tc>
-          <w:tcPr>
-            <w:tcW w:type="dxa" w:w="1440"/>
-          </w:tcPr>
-          <w:p>
-            <w:r>
-              <w:rPr>
-                <w:rFonts w:ascii="Arial" w:hAnsi="Arial"/>
-                <w:sz w:val="17"/>
-              </w:rPr>
-              <w:t>Pengawasan dan Pemeriksaan Kesesuaian Hasil Pekerjaan</w:t>
-            </w:r>
-          </w:p>
-        </w:tc>
-        <w:tc>
-          <w:tcPr>
-            <w:tcW w:type="dxa" w:w="1440"/>
-          </w:tcPr>
-          <w:p>
-            <w:pPr>
-              <w:jc w:val="center"/>
-            </w:pPr>
-            <w:r>
-              <w:rPr>
-                <w:rFonts w:ascii="Arial" w:hAnsi="Arial"/>
-                <w:b/>
-                <w:sz w:val="17"/>
-              </w:rPr>
-            </w:r>
-          </w:p>
-        </w:tc>
-        <w:tc>
-          <w:tcPr>
-            <w:tcW w:type="dxa" w:w="1440"/>
-          </w:tcPr>
-          <w:p>
-            <w:pPr>
-              <w:jc w:val="center"/>
-            </w:pPr>
-            <w:r>
-              <w:rPr>
-                <w:rFonts w:ascii="Arial" w:hAnsi="Arial"/>
-                <w:b/>
-                <w:sz w:val="17"/>
-              </w:rPr>
-              <w:t>✓</w:t>
-            </w:r>
-          </w:p>
-        </w:tc>
-        <w:tc>
-          <w:tcPr>
-            <w:tcW w:type="dxa" w:w="1440"/>
-          </w:tcPr>
-          <w:p>
-            <w:pPr>
-              <w:jc w:val="center"/>
-            </w:pPr>
-            <w:r>
-              <w:rPr>
-                <w:rFonts w:ascii="Arial" w:hAnsi="Arial"/>
-                <w:b/>
-                <w:sz w:val="17"/>
-              </w:rPr>
-              <w:t>✓</w:t>
-            </w:r>
-          </w:p>
-        </w:tc>
-        <w:tc>
-          <w:tcPr>
-            <w:tcW w:type="dxa" w:w="1440"/>
-          </w:tcPr>
-          <w:p>
-            <w:pPr>
-              <w:jc w:val="center"/>
-            </w:pPr>
-            <w:r>
-              <w:rPr>
-                <w:rFonts w:ascii="Arial" w:hAnsi="Arial"/>
-                <w:b/>
-                <w:sz w:val="17"/>
-              </w:rPr>
-              <w:t>✓</w:t>
-            </w:r>
-          </w:p>
-        </w:tc>
-      </w:tr>
-      <w:tr>
-        <w:tc>
-          <w:tcPr>
-            <w:tcW w:type="dxa" w:w="1440"/>
-          </w:tcPr>
-          <w:p>
-            <w:pPr>
-              <w:jc w:val="center"/>
-            </w:pPr>
-            <w:r>
-              <w:rPr>
-                <w:rFonts w:ascii="Arial" w:hAnsi="Arial"/>
-                <w:b/>
-                <w:sz w:val="17"/>
-              </w:rPr>
-              <w:t>9</w:t>
-            </w:r>
-          </w:p>
-        </w:tc>
-        <w:tc>
-          <w:tcPr>
-            <w:tcW w:type="dxa" w:w="1440"/>
-          </w:tcPr>
-          <w:p>
-            <w:r>
-              <w:rPr>
-                <w:rFonts w:ascii="Arial" w:hAnsi="Arial"/>
-                <w:sz w:val="17"/>
-              </w:rPr>
-              <w:t>Penyusunan Laporan Progres &amp; Rekonsiliasi Realisasi Anggaran</w:t>
-            </w:r>
-          </w:p>
-        </w:tc>
-        <w:tc>
-          <w:tcPr>
-            <w:tcW w:type="dxa" w:w="1440"/>
-          </w:tcPr>
-          <w:p>
-            <w:pPr>
-              <w:jc w:val="center"/>
-            </w:pPr>
-            <w:r>
-              <w:rPr>
-                <w:rFonts w:ascii="Arial" w:hAnsi="Arial"/>
-                <w:b/>
-                <w:sz w:val="17"/>
-              </w:rPr>
-            </w:r>
-          </w:p>
-        </w:tc>
-        <w:tc>
-          <w:tcPr>
-            <w:tcW w:type="dxa" w:w="1440"/>
-          </w:tcPr>
-          <w:p>
-            <w:pPr>
-              <w:jc w:val="center"/>
-            </w:pPr>
-            <w:r>
-              <w:rPr>
-                <w:rFonts w:ascii="Arial" w:hAnsi="Arial"/>
-                <w:b/>
-                <w:sz w:val="17"/>
-              </w:rPr>
-              <w:t>✓</w:t>
-            </w:r>
-          </w:p>
-        </w:tc>
-        <w:tc>
-          <w:tcPr>
-            <w:tcW w:type="dxa" w:w="1440"/>
-          </w:tcPr>
-          <w:p>
-            <w:pPr>
-              <w:jc w:val="center"/>
-            </w:pPr>
-            <w:r>
-              <w:rPr>
-                <w:rFonts w:ascii="Arial" w:hAnsi="Arial"/>
-                <w:b/>
-                <w:sz w:val="17"/>
-              </w:rPr>
-              <w:t>✓</w:t>
-            </w:r>
-          </w:p>
-        </w:tc>
-        <w:tc>
-          <w:tcPr>
-            <w:tcW w:type="dxa" w:w="1440"/>
-          </w:tcPr>
-          <w:p>
-            <w:pPr>
-              <w:jc w:val="center"/>
-            </w:pPr>
-            <w:r>
-              <w:rPr>
-                <w:rFonts w:ascii="Arial" w:hAnsi="Arial"/>
-                <w:b/>
-                <w:sz w:val="17"/>
-              </w:rPr>
-              <w:t>✓</w:t>
-            </w:r>
-          </w:p>
-        </w:tc>
-      </w:tr>
-      <w:tr>
-        <w:tc>
-          <w:tcPr>
-            <w:tcW w:type="dxa" w:w="1440"/>
-          </w:tcPr>
-          <w:p>
-            <w:pPr>
-              <w:jc w:val="center"/>
-            </w:pPr>
-            <w:r>
-              <w:rPr>
-                <w:rFonts w:ascii="Arial" w:hAnsi="Arial"/>
-                <w:b/>
-                <w:sz w:val="17"/>
-              </w:rPr>
-              <w:t>10</w:t>
-            </w:r>
-          </w:p>
-        </w:tc>
-        <w:tc>
-          <w:tcPr>
-            <w:tcW w:type="dxa" w:w="1440"/>
-          </w:tcPr>
-          <w:p>
-            <w:r>
-              <w:rPr>
-                <w:rFonts w:ascii="Arial" w:hAnsi="Arial"/>
-                <w:sz w:val="17"/>
-              </w:rPr>
-              <w:t>Penyusunan Laporan Akhir &amp; Serah Terima Hasil Pekerjaan (BAST)</w:t>
-            </w:r>
-          </w:p>
-        </w:tc>
-        <w:tc>
-          <w:tcPr>
-            <w:tcW w:type="dxa" w:w="1440"/>
-          </w:tcPr>
-          <w:p>
-            <w:pPr>
-              <w:jc w:val="center"/>
-            </w:pPr>
-            <w:r>
-              <w:rPr>
-                <w:rFonts w:ascii="Arial" w:hAnsi="Arial"/>
-                <w:b/>
-                <w:sz w:val="17"/>
-              </w:rPr>
-            </w:r>
-          </w:p>
-        </w:tc>
-        <w:tc>
-          <w:tcPr>
-            <w:tcW w:type="dxa" w:w="1440"/>
-          </w:tcPr>
-          <w:p>
-            <w:pPr>
-              <w:jc w:val="center"/>
-            </w:pPr>
-            <w:r>
-              <w:rPr>
-                <w:rFonts w:ascii="Arial" w:hAnsi="Arial"/>
-                <w:b/>
-                <w:sz w:val="17"/>
-              </w:rPr>
-            </w:r>
-          </w:p>
-        </w:tc>
-        <w:tc>
-          <w:tcPr>
-            <w:tcW w:type="dxa" w:w="1440"/>
-          </w:tcPr>
-          <w:p>
-            <w:pPr>
-              <w:jc w:val="center"/>
-            </w:pPr>
-            <w:r>
-              <w:rPr>
-                <w:rFonts w:ascii="Arial" w:hAnsi="Arial"/>
-                <w:b/>
-                <w:sz w:val="17"/>
-              </w:rPr>
-            </w:r>
-          </w:p>
-        </w:tc>
-        <w:tc>
-          <w:tcPr>
-            <w:tcW w:type="dxa" w:w="1440"/>
-          </w:tcPr>
-          <w:p>
-            <w:pPr>
-              <w:jc w:val="center"/>
-            </w:pPr>
-            <w:r>
-              <w:rPr>
-                <w:rFonts w:ascii="Arial" w:hAnsi="Arial"/>
-                <w:b/>
-                <w:sz w:val="17"/>
+                <w:b w:val="0"/>
+                <w:sz w:val="19"/>
               </w:rPr>
               <w:t>✓</w:t>
             </w:r>
@@ -1247,119 +1990,137 @@
     </w:tbl>
     <w:p>
       <w:pPr>
-        <w:spacing w:before="280" w:after="80"/>
-        <w:jc w:val="right"/>
+        <w:spacing w:before="0" w:after="120"/>
       </w:pPr>
-      <w:r>
-        <w:rPr>
-          <w:rFonts w:ascii="Arial" w:hAnsi="Arial"/>
-          <w:sz w:val="20"/>
-        </w:rPr>
-        <w:t>Pekanbaru, 24 September 2025</w:t>
-      </w:r>
     </w:p>
     <w:tbl>
       <w:tblPr>
         <w:tblW w:type="auto" w:w="0"/>
         <w:jc w:val="center"/>
+        <w:tblLayout w:type="fixed"/>
         <w:tblLook w:firstColumn="1" w:firstRow="1" w:lastColumn="0" w:lastRow="0" w:noHBand="0" w:noVBand="1" w:val="04A0"/>
+        <w:tblBorders>
+          <w:top w:val="none" w:sz="0" w:space="0" w:color="auto"/>
+          <w:left w:val="none" w:sz="0" w:space="0" w:color="auto"/>
+          <w:bottom w:val="none" w:sz="0" w:space="0" w:color="auto"/>
+          <w:right w:val="none" w:sz="0" w:space="0" w:color="auto"/>
+          <w:insideH w:val="none" w:sz="0" w:space="0" w:color="auto"/>
+          <w:insideV w:val="none" w:sz="0" w:space="0" w:color="auto"/>
+        </w:tblBorders>
       </w:tblPr>
       <w:tblGrid>
-        <w:gridCol w:w="4608"/>
-        <w:gridCol w:w="4608"/>
+        <w:gridCol w:w="4677"/>
+        <w:gridCol w:w="4677"/>
       </w:tblGrid>
       <w:tr>
+        <w:trPr>
+          <w:cantSplit/>
+        </w:trPr>
         <w:tc>
           <w:tcPr>
-            <w:tcW w:type="dxa" w:w="4320"/>
+            <w:tcW w:type="dxa" w:w="4677"/>
           </w:tcPr>
           <w:p>
             <w:pPr>
-              <w:jc w:val="center"/>
+              <w:spacing w:before="160" w:line="276" w:lineRule="auto"/>
+              <w:jc w:val="left"/>
             </w:pPr>
             <w:r>
               <w:rPr>
                 <w:rFonts w:ascii="Arial" w:hAnsi="Arial"/>
+                <w:sz w:val="21"/>
+              </w:rPr>
+              <w:t>Disetujui oleh,</w:t>
+              <w:br/>
+            </w:r>
+            <w:r>
+              <w:rPr>
+                <w:rFonts w:ascii="Arial" w:hAnsi="Arial"/>
                 <w:b/>
-                <w:sz w:val="20"/>
+                <w:sz w:val="21"/>
               </w:rPr>
-              <w:t>Ketua Tim Persiapan</w:t>
+              <w:t>Pejabat Pembuat Komitmen (PPK)</w:t>
+              <w:br/>
+              <w:t>Satker Pelaksanaan Prasarana Strategis Riau,</w:t>
+              <w:br/>
+              <w:br/>
+              <w:br/>
+              <w:br/>
+            </w:r>
+            <w:r>
+              <w:rPr>
+                <w:rFonts w:ascii="Arial" w:hAnsi="Arial"/>
+                <w:b/>
+                <w:sz w:val="21"/>
+                <w:u w:val="single"/>
+              </w:rPr>
+              <w:t>Nurhidayat Nugroho, S.Ars.</w:t>
+              <w:br/>
+            </w:r>
+            <w:r>
+              <w:rPr>
+                <w:rFonts w:ascii="Arial" w:hAnsi="Arial"/>
+                <w:sz w:val="21"/>
+              </w:rPr>
+              <w:t>NIP. 19901221 201802 1 001</w:t>
             </w:r>
           </w:p>
         </w:tc>
         <w:tc>
           <w:tcPr>
-            <w:tcW w:type="dxa" w:w="4320"/>
+            <w:tcW w:type="dxa" w:w="4677"/>
           </w:tcPr>
           <w:p>
             <w:pPr>
-              <w:jc w:val="center"/>
+              <w:spacing w:before="160" w:line="276" w:lineRule="auto"/>
+              <w:jc w:val="left"/>
             </w:pPr>
             <w:r>
               <w:rPr>
                 <w:rFonts w:ascii="Arial" w:hAnsi="Arial"/>
-                <w:b/>
-                <w:sz w:val="20"/>
+                <w:sz w:val="21"/>
               </w:rPr>
-              <w:t>Ketua Tim Pelaksana</w:t>
+              <w:t>Pekanbaru, 24 September 2025</w:t>
+              <w:br/>
+              <w:t>Disusun oleh,</w:t>
+              <w:br/>
             </w:r>
-          </w:p>
-        </w:tc>
-      </w:tr>
-      <w:tr>
-        <w:tc>
-          <w:tcPr>
-            <w:tcW w:type="dxa" w:w="4320"/>
-          </w:tcPr>
-          <w:p>
-            <w:pPr>
-              <w:jc w:val="center"/>
-            </w:pPr>
             <w:r>
               <w:rPr>
                 <w:rFonts w:ascii="Arial" w:hAnsi="Arial"/>
                 <w:b/>
-                <w:sz w:val="20"/>
+                <w:sz w:val="21"/>
               </w:rPr>
+              <w:t>Ketua Tim Persiapan Swakelola,</w:t>
               <w:br/>
               <w:br/>
               <w:br/>
               <w:br/>
-              <w:t>Nurulia Sefriandari, S.T.</w:t>
-              <w:br/>
-              <w:t>NIP. -</w:t>
             </w:r>
-          </w:p>
-        </w:tc>
-        <w:tc>
-          <w:tcPr>
-            <w:tcW w:type="dxa" w:w="4320"/>
-          </w:tcPr>
-          <w:p>
-            <w:pPr>
-              <w:jc w:val="center"/>
-            </w:pPr>
             <w:r>
               <w:rPr>
                 <w:rFonts w:ascii="Arial" w:hAnsi="Arial"/>
                 <w:b/>
-                <w:sz w:val="20"/>
+                <w:sz w:val="21"/>
+                <w:u w:val="single"/>
               </w:rPr>
+              <w:t>Nurulia Sefriandari, S.T.</w:t>
               <w:br/>
-              <w:br/>
-              <w:br/>
-              <w:br/>
-              <w:t>Junaidi</w:t>
-              <w:br/>
-              <w:t>NIP. 19740704 200701 1 002</w:t>
+            </w:r>
+            <w:r>
+              <w:rPr>
+                <w:rFonts w:ascii="Arial" w:hAnsi="Arial"/>
+                <w:sz w:val="21"/>
+              </w:rPr>
+              <w:t>NIP. 19950912 202012 2 004</w:t>
             </w:r>
           </w:p>
         </w:tc>
       </w:tr>
     </w:tbl>
     <w:sectPr>
-      <w:pgSz w:w="12240" w:h="15840"/>
-      <w:pgMar w:top="1440" w:right="1800" w:bottom="1440" w:left="1800" w:header="720" w:footer="720" w:gutter="0"/>
+      <w:pgSz w:w="11906" w:h="16838"/>
+      <w:pgMar w:top="1020" w:right="1276" w:bottom="1134" w:left="1276" w:header="720" w:footer="720" w:gutter="0"/>
       <w:cols w:space="720"/>
       <w:docGrid w:linePitch="360"/>
     </w:sectPr>
@@ -1730,6 +2491,14 @@
     <w:name w:val="Normal"/>
     <w:qFormat/>
     <w:rsid w:val="00FC693F"/>
+    <w:pPr>
+      <w:spacing w:line="288" w:lineRule="auto" w:after="80"/>
+    </w:pPr>
+    <w:rPr>
+      <w:rFonts w:ascii="Arial" w:hAnsi="Arial"/>
+      <w:color w:val="000000"/>
+      <w:sz w:val="21"/>
+    </w:rPr>
   </w:style>
   <w:style w:type="paragraph" w:styleId="Header">
     <w:name w:val="header"/>
